--- a/labs/lab3/report/report.docx
+++ b/labs/lab3/report/report.docx
@@ -25,7 +25,7 @@
         <w:t xml:space="preserve"> </w:t>
       </w:r>
       <w:r>
-        <w:t xml:space="preserve">2.</w:t>
+        <w:t xml:space="preserve">3.</w:t>
       </w:r>
       <w:r>
         <w:t xml:space="preserve"> </w:t>
@@ -61,13 +61,13 @@
         <w:t xml:space="preserve"> </w:t>
       </w:r>
       <w:r>
-        <w:t xml:space="preserve">Основные</w:t>
+        <w:t xml:space="preserve">Два</w:t>
       </w:r>
       <w:r>
         <w:t xml:space="preserve"> </w:t>
       </w:r>
       <w:r>
-        <w:t xml:space="preserve">атрибуты.</w:t>
+        <w:t xml:space="preserve">пользователя.</w:t>
       </w:r>
     </w:p>
     <w:p>
@@ -147,7 +147,7 @@
         <w:pStyle w:val="FirstParagraph"/>
       </w:pPr>
       <w:r>
-        <w:t xml:space="preserve">Получение практических навыков работы в консоли с атрибутами файлов, закрепление теоретических основ дискреционного разграничения доступа в современных системах с открытым кодом на базе ОС Linux.</w:t>
+        <w:t xml:space="preserve">Получение практических навыков работы в консоли с атрибутами файлов для групп пользователей.</w:t>
       </w:r>
     </w:p>
     <w:bookmarkEnd w:id="20"/>
@@ -178,19 +178,7 @@
         </w:numPr>
       </w:pPr>
       <w:r>
-        <w:t xml:space="preserve">В ОС создайте учётную запись guest:</w:t>
-      </w:r>
-      <w:r>
-        <w:t xml:space="preserve"> </w:t>
-      </w:r>
-      <w:r>
-        <w:rPr>
-          <w:rStyle w:val="VerbatimChar"/>
-        </w:rPr>
-        <w:t xml:space="preserve">useradd guest</w:t>
-      </w:r>
-      <w:r>
-        <w:t xml:space="preserve">.</w:t>
+        <w:t xml:space="preserve">Создайте учётную запись guest: useradd guest</w:t>
       </w:r>
     </w:p>
     <w:p>
@@ -202,31 +190,31 @@
         </w:numPr>
       </w:pPr>
       <w:r>
-        <w:t xml:space="preserve">Задайте пароль для guest:</w:t>
-      </w:r>
-      <w:r>
-        <w:t xml:space="preserve"> </w:t>
-      </w:r>
-      <w:r>
-        <w:rPr>
-          <w:rStyle w:val="VerbatimChar"/>
-        </w:rPr>
-        <w:t xml:space="preserve">passwd guest</w:t>
-      </w:r>
-      <w:r>
-        <w:t xml:space="preserve">.</w:t>
+        <w:t xml:space="preserve">Задайте пароль для guest: passwd guest</w:t>
       </w:r>
     </w:p>
     <w:p>
       <w:pPr>
+        <w:pStyle w:val="Compact"/>
+        <w:numPr>
+          <w:ilvl w:val="0"/>
+          <w:numId w:val="1001"/>
+        </w:numPr>
+      </w:pPr>
+      <w:r>
+        <w:t xml:space="preserve">Аналогично создайте второго пользователя guest2</w:t>
+      </w:r>
+    </w:p>
+    <w:p>
+      <w:pPr>
         <w:pStyle w:val="CaptionedFigure"/>
       </w:pPr>
       <w:r>
         <w:drawing>
           <wp:inline>
-            <wp:extent cx="3162300" cy="1424940"/>
+            <wp:extent cx="3489960" cy="1661160"/>
             <wp:effectExtent b="0" l="0" r="0" t="0"/>
-            <wp:docPr descr="Рис. 1: Задание 1-2" title="" id="22" name="Picture"/>
+            <wp:docPr descr="Рис. 1: Задание 1-3" title="" id="22" name="Picture"/>
             <a:graphic>
               <a:graphicData uri="http://schemas.openxmlformats.org/drawingml/2006/picture">
                 <pic:pic>
@@ -245,7 +233,7 @@
                   <pic:spPr bwMode="auto">
                     <a:xfrm>
                       <a:off x="0" y="0"/>
-                      <a:ext cx="3162300" cy="1424940"/>
+                      <a:ext cx="3489960" cy="1661160"/>
                     </a:xfrm>
                     <a:prstGeom prst="rect">
                       <a:avLst/>
@@ -269,7 +257,7 @@
         <w:pStyle w:val="ImageCaption"/>
       </w:pPr>
       <w:r>
-        <w:t xml:space="preserve">Рис. 1: Задание 1-2</w:t>
+        <w:t xml:space="preserve">Рис. 1: Задание 1-3</w:t>
       </w:r>
     </w:p>
     <w:p>
@@ -281,7 +269,7 @@
         </w:numPr>
       </w:pPr>
       <w:r>
-        <w:t xml:space="preserve">Войдите в систему от пользователя guest.</w:t>
+        <w:t xml:space="preserve">Добавьте пользователя guest2 в группу guest: gpasswd -a guest2 guest</w:t>
       </w:r>
     </w:p>
     <w:p>
@@ -291,9 +279,9 @@
       <w:r>
         <w:drawing>
           <wp:inline>
-            <wp:extent cx="2339340" cy="3589020"/>
+            <wp:extent cx="3596640" cy="510540"/>
             <wp:effectExtent b="0" l="0" r="0" t="0"/>
-            <wp:docPr descr="Рис. 2: Задание 3" title="" id="25" name="Picture"/>
+            <wp:docPr descr="Рис. 2: Задание 4" title="" id="25" name="Picture"/>
             <a:graphic>
               <a:graphicData uri="http://schemas.openxmlformats.org/drawingml/2006/picture">
                 <pic:pic>
@@ -312,7 +300,7 @@
                   <pic:spPr bwMode="auto">
                     <a:xfrm>
                       <a:off x="0" y="0"/>
-                      <a:ext cx="2339340" cy="3589020"/>
+                      <a:ext cx="3596640" cy="510540"/>
                     </a:xfrm>
                     <a:prstGeom prst="rect">
                       <a:avLst/>
@@ -336,19 +324,43 @@
         <w:pStyle w:val="ImageCaption"/>
       </w:pPr>
       <w:r>
-        <w:t xml:space="preserve">Рис. 2: Задание 3</w:t>
+        <w:t xml:space="preserve">Рис. 2: Задание 4</w:t>
       </w:r>
     </w:p>
     <w:p>
       <w:pPr>
+        <w:pStyle w:val="Compact"/>
+        <w:numPr>
+          <w:ilvl w:val="0"/>
+          <w:numId w:val="1003"/>
+        </w:numPr>
+      </w:pPr>
+      <w:r>
+        <w:t xml:space="preserve">Осуществите вход в систему от двух пользователей на двух разных консолях</w:t>
+      </w:r>
+    </w:p>
+    <w:p>
+      <w:pPr>
+        <w:pStyle w:val="Compact"/>
+        <w:numPr>
+          <w:ilvl w:val="0"/>
+          <w:numId w:val="1003"/>
+        </w:numPr>
+      </w:pPr>
+      <w:r>
+        <w:t xml:space="preserve">Для обоих пользователейьопределите директорию, сравните с приглашениями командной строки</w:t>
+      </w:r>
+    </w:p>
+    <w:p>
+      <w:pPr>
         <w:pStyle w:val="CaptionedFigure"/>
       </w:pPr>
       <w:r>
         <w:drawing>
           <wp:inline>
-            <wp:extent cx="4046220" cy="2225040"/>
+            <wp:extent cx="3451860" cy="967740"/>
             <wp:effectExtent b="0" l="0" r="0" t="0"/>
-            <wp:docPr descr="Рис. 3: Задание 3" title="" id="28" name="Picture"/>
+            <wp:docPr descr="Рис. 3: Задание 5-6" title="" id="28" name="Picture"/>
             <a:graphic>
               <a:graphicData uri="http://schemas.openxmlformats.org/drawingml/2006/picture">
                 <pic:pic>
@@ -367,7 +379,7 @@
                   <pic:spPr bwMode="auto">
                     <a:xfrm>
                       <a:off x="0" y="0"/>
-                      <a:ext cx="4046220" cy="2225040"/>
+                      <a:ext cx="3451860" cy="967740"/>
                     </a:xfrm>
                     <a:prstGeom prst="rect">
                       <a:avLst/>
@@ -391,130 +403,19 @@
         <w:pStyle w:val="ImageCaption"/>
       </w:pPr>
       <w:r>
-        <w:t xml:space="preserve">Рис. 3: Задание 3</w:t>
+        <w:t xml:space="preserve">Рис. 3: Задание 5-6</w:t>
       </w:r>
     </w:p>
     <w:p>
       <w:pPr>
-        <w:pStyle w:val="Compact"/>
-        <w:numPr>
-          <w:ilvl w:val="0"/>
-          <w:numId w:val="1003"/>
-        </w:numPr>
-      </w:pPr>
-      <w:r>
-        <w:t xml:space="preserve">Определите директорию:</w:t>
-      </w:r>
-      <w:r>
-        <w:t xml:space="preserve"> </w:t>
-      </w:r>
-      <w:r>
-        <w:rPr>
-          <w:rStyle w:val="VerbatimChar"/>
-        </w:rPr>
-        <w:t xml:space="preserve">pwd</w:t>
-      </w:r>
-      <w:r>
-        <w:t xml:space="preserve">. Сравните с приглашением командной строки. Является ли она домашней директорией?</w:t>
-      </w:r>
-    </w:p>
-    <w:p>
-      <w:pPr>
-        <w:pStyle w:val="Compact"/>
-        <w:numPr>
-          <w:ilvl w:val="0"/>
-          <w:numId w:val="1003"/>
-        </w:numPr>
-      </w:pPr>
-      <w:r>
-        <w:t xml:space="preserve">Уточните имя пользователя командой</w:t>
-      </w:r>
-      <w:r>
-        <w:t xml:space="preserve"> </w:t>
-      </w:r>
-      <w:r>
-        <w:rPr>
-          <w:rStyle w:val="VerbatimChar"/>
-        </w:rPr>
-        <w:t xml:space="preserve">whoami</w:t>
-      </w:r>
-      <w:r>
-        <w:t xml:space="preserve">.</w:t>
-      </w:r>
-    </w:p>
-    <w:p>
-      <w:pPr>
-        <w:pStyle w:val="Compact"/>
-        <w:numPr>
-          <w:ilvl w:val="0"/>
-          <w:numId w:val="1003"/>
-        </w:numPr>
-      </w:pPr>
-      <w:r>
-        <w:t xml:space="preserve">Уточните имя пользователя, группу, группы куда входит пользователь:</w:t>
-      </w:r>
-      <w:r>
-        <w:t xml:space="preserve"> </w:t>
-      </w:r>
-      <w:r>
-        <w:rPr>
-          <w:rStyle w:val="VerbatimChar"/>
-        </w:rPr>
-        <w:t xml:space="preserve">id</w:t>
-      </w:r>
-      <w:r>
-        <w:t xml:space="preserve">. Сравните вывод</w:t>
-      </w:r>
-      <w:r>
-        <w:t xml:space="preserve"> </w:t>
-      </w:r>
-      <w:r>
-        <w:rPr>
-          <w:rStyle w:val="VerbatimChar"/>
-        </w:rPr>
-        <w:t xml:space="preserve">id</w:t>
-      </w:r>
-      <w:r>
-        <w:t xml:space="preserve"> </w:t>
-      </w:r>
-      <w:r>
-        <w:t xml:space="preserve">с</w:t>
-      </w:r>
-      <w:r>
-        <w:t xml:space="preserve"> </w:t>
-      </w:r>
-      <w:r>
-        <w:rPr>
-          <w:rStyle w:val="VerbatimChar"/>
-        </w:rPr>
-        <w:t xml:space="preserve">groups</w:t>
-      </w:r>
-      <w:r>
-        <w:t xml:space="preserve">.</w:t>
-      </w:r>
-    </w:p>
-    <w:p>
-      <w:pPr>
-        <w:pStyle w:val="Compact"/>
-        <w:numPr>
-          <w:ilvl w:val="0"/>
-          <w:numId w:val="1003"/>
-        </w:numPr>
-      </w:pPr>
-      <w:r>
-        <w:t xml:space="preserve">Сравните информацию об имени пользователя с данными в приглашении командной строки.</w:t>
-      </w:r>
-    </w:p>
-    <w:p>
-      <w:pPr>
         <w:pStyle w:val="CaptionedFigure"/>
       </w:pPr>
       <w:r>
         <w:drawing>
           <wp:inline>
-            <wp:extent cx="4267200" cy="817433"/>
+            <wp:extent cx="4267200" cy="1186524"/>
             <wp:effectExtent b="0" l="0" r="0" t="0"/>
-            <wp:docPr descr="Рис. 4: Задание 4-7" title="" id="31" name="Picture"/>
+            <wp:docPr descr="Рис. 4: Задание 5-6" title="" id="31" name="Picture"/>
             <a:graphic>
               <a:graphicData uri="http://schemas.openxmlformats.org/drawingml/2006/picture">
                 <pic:pic>
@@ -533,7 +434,7 @@
                   <pic:spPr bwMode="auto">
                     <a:xfrm>
                       <a:off x="0" y="0"/>
-                      <a:ext cx="4267200" cy="817433"/>
+                      <a:ext cx="4267200" cy="1186524"/>
                     </a:xfrm>
                     <a:prstGeom prst="rect">
                       <a:avLst/>
@@ -557,7 +458,7 @@
         <w:pStyle w:val="ImageCaption"/>
       </w:pPr>
       <w:r>
-        <w:t xml:space="preserve">Рис. 4: Задание 4-7</w:t>
+        <w:t xml:space="preserve">Рис. 4: Задание 5-6</w:t>
       </w:r>
     </w:p>
     <w:p>
@@ -569,19 +470,7 @@
         </w:numPr>
       </w:pPr>
       <w:r>
-        <w:t xml:space="preserve">Просмотрите файл /etc/passwd:</w:t>
-      </w:r>
-      <w:r>
-        <w:t xml:space="preserve"> </w:t>
-      </w:r>
-      <w:r>
-        <w:rPr>
-          <w:rStyle w:val="VerbatimChar"/>
-        </w:rPr>
-        <w:t xml:space="preserve">cat /etc/passwd</w:t>
-      </w:r>
-      <w:r>
-        <w:t xml:space="preserve">. Найдите свою учётную запись, определите uid, gid пользователя. Сравните со значениями в предыдущих пунктах.</w:t>
+        <w:t xml:space="preserve">Уточните имя пользователя, группу, кто входит в неё и к каким группам принадлежит он сам. Определите командами groups guest и groups guest2, в какие группы входят пользователи guest и guest2. Сравните вывод команды groups с id -Gn и id -G</w:t>
       </w:r>
     </w:p>
     <w:p>
@@ -591,9 +480,9 @@
       <w:r>
         <w:drawing>
           <wp:inline>
-            <wp:extent cx="3360420" cy="1691639"/>
+            <wp:extent cx="4187798" cy="714615"/>
             <wp:effectExtent b="0" l="0" r="0" t="0"/>
-            <wp:docPr descr="Рис. 5: Задание 8" title="" id="34" name="Picture"/>
+            <wp:docPr descr="Рис. 5: Задание 7" title="" id="34" name="Picture"/>
             <a:graphic>
               <a:graphicData uri="http://schemas.openxmlformats.org/drawingml/2006/picture">
                 <pic:pic>
@@ -612,7 +501,7 @@
                   <pic:spPr bwMode="auto">
                     <a:xfrm>
                       <a:off x="0" y="0"/>
-                      <a:ext cx="3360420" cy="1691639"/>
+                      <a:ext cx="4187798" cy="714615"/>
                     </a:xfrm>
                     <a:prstGeom prst="rect">
                       <a:avLst/>
@@ -636,7 +525,7 @@
         <w:pStyle w:val="ImageCaption"/>
       </w:pPr>
       <w:r>
-        <w:t xml:space="preserve">Рис. 5: Задание 8</w:t>
+        <w:t xml:space="preserve">Рис. 5: Задание 7</w:t>
       </w:r>
     </w:p>
     <w:p>
@@ -646,9 +535,9 @@
       <w:r>
         <w:drawing>
           <wp:inline>
-            <wp:extent cx="3398520" cy="480059"/>
+            <wp:extent cx="3101340" cy="1043940"/>
             <wp:effectExtent b="0" l="0" r="0" t="0"/>
-            <wp:docPr descr="Рис. 6: Задание 8" title="" id="37" name="Picture"/>
+            <wp:docPr descr="Рис. 6: Задание 7" title="" id="37" name="Picture"/>
             <a:graphic>
               <a:graphicData uri="http://schemas.openxmlformats.org/drawingml/2006/picture">
                 <pic:pic>
@@ -667,7 +556,7 @@
                   <pic:spPr bwMode="auto">
                     <a:xfrm>
                       <a:off x="0" y="0"/>
-                      <a:ext cx="3398520" cy="480059"/>
+                      <a:ext cx="3101340" cy="1043940"/>
                     </a:xfrm>
                     <a:prstGeom prst="rect">
                       <a:avLst/>
@@ -691,67 +580,19 @@
         <w:pStyle w:val="ImageCaption"/>
       </w:pPr>
       <w:r>
-        <w:t xml:space="preserve">Рис. 6: Задание 8</w:t>
+        <w:t xml:space="preserve">Рис. 6: Задание 7</w:t>
       </w:r>
     </w:p>
     <w:p>
       <w:pPr>
-        <w:pStyle w:val="Compact"/>
-        <w:numPr>
-          <w:ilvl w:val="0"/>
-          <w:numId w:val="1005"/>
-        </w:numPr>
-      </w:pPr>
-      <w:r>
-        <w:t xml:space="preserve">Определите существующие в системе директории:</w:t>
-      </w:r>
-      <w:r>
-        <w:t xml:space="preserve"> </w:t>
-      </w:r>
-      <w:r>
-        <w:rPr>
-          <w:rStyle w:val="VerbatimChar"/>
-        </w:rPr>
-        <w:t xml:space="preserve">ls -l /home/</w:t>
-      </w:r>
-      <w:r>
-        <w:t xml:space="preserve">. Удалось ли получить список поддиректорий? Какие права установлены?</w:t>
-      </w:r>
-    </w:p>
-    <w:p>
-      <w:pPr>
-        <w:pStyle w:val="Compact"/>
-        <w:numPr>
-          <w:ilvl w:val="0"/>
-          <w:numId w:val="1005"/>
-        </w:numPr>
-      </w:pPr>
-      <w:r>
-        <w:t xml:space="preserve">Проверьте, какие расширенные атрибуты установлены на поддиректориях /home:</w:t>
-      </w:r>
-      <w:r>
-        <w:t xml:space="preserve"> </w:t>
-      </w:r>
-      <w:r>
-        <w:rPr>
-          <w:rStyle w:val="VerbatimChar"/>
-        </w:rPr>
-        <w:t xml:space="preserve">lsattr /home</w:t>
-      </w:r>
-      <w:r>
-        <w:t xml:space="preserve">. Удалось ли увидеть атрибуты?</w:t>
-      </w:r>
-    </w:p>
-    <w:p>
-      <w:pPr>
         <w:pStyle w:val="CaptionedFigure"/>
       </w:pPr>
       <w:r>
         <w:drawing>
           <wp:inline>
-            <wp:extent cx="4267200" cy="1089025"/>
+            <wp:extent cx="3314700" cy="1295400"/>
             <wp:effectExtent b="0" l="0" r="0" t="0"/>
-            <wp:docPr descr="Рис. 7: Задание 9-10" title="" id="40" name="Picture"/>
+            <wp:docPr descr="Рис. 7: Задание 7" title="" id="40" name="Picture"/>
             <a:graphic>
               <a:graphicData uri="http://schemas.openxmlformats.org/drawingml/2006/picture">
                 <pic:pic>
@@ -770,7 +611,7 @@
                   <pic:spPr bwMode="auto">
                     <a:xfrm>
                       <a:off x="0" y="0"/>
-                      <a:ext cx="4267200" cy="1089025"/>
+                      <a:ext cx="3314700" cy="1295400"/>
                     </a:xfrm>
                     <a:prstGeom prst="rect">
                       <a:avLst/>
@@ -794,7 +635,7 @@
         <w:pStyle w:val="ImageCaption"/>
       </w:pPr>
       <w:r>
-        <w:t xml:space="preserve">Рис. 7: Задание 9-10</w:t>
+        <w:t xml:space="preserve">Рис. 7: Задание 7</w:t>
       </w:r>
     </w:p>
     <w:p>
@@ -802,50 +643,11 @@
         <w:pStyle w:val="Compact"/>
         <w:numPr>
           <w:ilvl w:val="0"/>
-          <w:numId w:val="1006"/>
+          <w:numId w:val="1005"/>
         </w:numPr>
       </w:pPr>
       <w:r>
-        <w:t xml:space="preserve">Создайте в домашней директории поддиректорию dir1:</w:t>
-      </w:r>
-      <w:r>
-        <w:t xml:space="preserve"> </w:t>
-      </w:r>
-      <w:r>
-        <w:rPr>
-          <w:rStyle w:val="VerbatimChar"/>
-        </w:rPr>
-        <w:t xml:space="preserve">mkdir dir1</w:t>
-      </w:r>
-      <w:r>
-        <w:t xml:space="preserve">. Определите какие права доступа и атрибуты выставлены на директорию:</w:t>
-      </w:r>
-      <w:r>
-        <w:t xml:space="preserve"> </w:t>
-      </w:r>
-      <w:r>
-        <w:rPr>
-          <w:rStyle w:val="VerbatimChar"/>
-        </w:rPr>
-        <w:t xml:space="preserve">ls -l</w:t>
-      </w:r>
-      <w:r>
-        <w:t xml:space="preserve"> </w:t>
-      </w:r>
-      <w:r>
-        <w:t xml:space="preserve">и</w:t>
-      </w:r>
-      <w:r>
-        <w:t xml:space="preserve"> </w:t>
-      </w:r>
-      <w:r>
-        <w:rPr>
-          <w:rStyle w:val="VerbatimChar"/>
-        </w:rPr>
-        <w:t xml:space="preserve">lsattr</w:t>
-      </w:r>
-      <w:r>
-        <w:t xml:space="preserve">.</w:t>
+        <w:t xml:space="preserve">Сравните полученную информацию с содержимым файла /etc/group: cat /etc/group</w:t>
       </w:r>
     </w:p>
     <w:p>
@@ -855,9 +657,9 @@
       <w:r>
         <w:drawing>
           <wp:inline>
-            <wp:extent cx="3512820" cy="2865120"/>
+            <wp:extent cx="2453640" cy="1165860"/>
             <wp:effectExtent b="0" l="0" r="0" t="0"/>
-            <wp:docPr descr="Рис. 8: Задание 11" title="" id="43" name="Picture"/>
+            <wp:docPr descr="Рис. 8: Задание 8" title="" id="43" name="Picture"/>
             <a:graphic>
               <a:graphicData uri="http://schemas.openxmlformats.org/drawingml/2006/picture">
                 <pic:pic>
@@ -876,7 +678,7 @@
                   <pic:spPr bwMode="auto">
                     <a:xfrm>
                       <a:off x="0" y="0"/>
-                      <a:ext cx="3512820" cy="2865120"/>
+                      <a:ext cx="2453640" cy="1165860"/>
                     </a:xfrm>
                     <a:prstGeom prst="rect">
                       <a:avLst/>
@@ -900,7 +702,7 @@
         <w:pStyle w:val="ImageCaption"/>
       </w:pPr>
       <w:r>
-        <w:t xml:space="preserve">Рис. 8: Задание 11</w:t>
+        <w:t xml:space="preserve">Рис. 8: Задание 8</w:t>
       </w:r>
     </w:p>
     <w:p>
@@ -908,35 +710,11 @@
         <w:pStyle w:val="Compact"/>
         <w:numPr>
           <w:ilvl w:val="0"/>
-          <w:numId w:val="1007"/>
+          <w:numId w:val="1006"/>
         </w:numPr>
       </w:pPr>
       <w:r>
-        <w:t xml:space="preserve">Снимите с директории все атрибуты:</w:t>
-      </w:r>
-      <w:r>
-        <w:t xml:space="preserve"> </w:t>
-      </w:r>
-      <w:r>
-        <w:rPr>
-          <w:rStyle w:val="VerbatimChar"/>
-        </w:rPr>
-        <w:t xml:space="preserve">chmod 000 dir1</w:t>
-      </w:r>
-      <w:r>
-        <w:t xml:space="preserve">. Проверьте правильность выполнения:</w:t>
-      </w:r>
-      <w:r>
-        <w:t xml:space="preserve"> </w:t>
-      </w:r>
-      <w:r>
-        <w:rPr>
-          <w:rStyle w:val="VerbatimChar"/>
-        </w:rPr>
-        <w:t xml:space="preserve">ls -l</w:t>
-      </w:r>
-      <w:r>
-        <w:t xml:space="preserve">.</w:t>
+        <w:t xml:space="preserve">От имени guest2 выполните регистрацию guest2 в группе guest: newgrp guest</w:t>
       </w:r>
     </w:p>
     <w:p>
@@ -946,9 +724,9 @@
       <w:r>
         <w:drawing>
           <wp:inline>
-            <wp:extent cx="3482340" cy="1691639"/>
+            <wp:extent cx="2842260" cy="441959"/>
             <wp:effectExtent b="0" l="0" r="0" t="0"/>
-            <wp:docPr descr="Рис. 9: Задание 12" title="" id="46" name="Picture"/>
+            <wp:docPr descr="Рис. 9: Задание 9" title="" id="46" name="Picture"/>
             <a:graphic>
               <a:graphicData uri="http://schemas.openxmlformats.org/drawingml/2006/picture">
                 <pic:pic>
@@ -967,7 +745,7 @@
                   <pic:spPr bwMode="auto">
                     <a:xfrm>
                       <a:off x="0" y="0"/>
-                      <a:ext cx="3482340" cy="1691639"/>
+                      <a:ext cx="2842260" cy="441959"/>
                     </a:xfrm>
                     <a:prstGeom prst="rect">
                       <a:avLst/>
@@ -991,7 +769,7 @@
         <w:pStyle w:val="ImageCaption"/>
       </w:pPr>
       <w:r>
-        <w:t xml:space="preserve">Рис. 9: Задание 12</w:t>
+        <w:t xml:space="preserve">Рис. 9: Задание 9</w:t>
       </w:r>
     </w:p>
     <w:p>
@@ -999,47 +777,35 @@
         <w:pStyle w:val="Compact"/>
         <w:numPr>
           <w:ilvl w:val="0"/>
-          <w:numId w:val="1008"/>
+          <w:numId w:val="1007"/>
         </w:numPr>
       </w:pPr>
       <w:r>
-        <w:t xml:space="preserve">Попытайтесь создать в директории dir1 файл file1:</w:t>
-      </w:r>
-      <w:r>
-        <w:t xml:space="preserve"> </w:t>
-      </w:r>
-      <w:r>
-        <w:rPr>
-          <w:rStyle w:val="VerbatimChar"/>
-        </w:rPr>
-        <w:t xml:space="preserve">echo "test" &gt; /home/guest/dir1/file1</w:t>
-      </w:r>
-      <w:r>
-        <w:t xml:space="preserve">. Почему отказ в выполнении? Проверьте не находится ли file1 внутри dir1:</w:t>
-      </w:r>
-      <w:r>
-        <w:t xml:space="preserve"> </w:t>
-      </w:r>
-      <w:r>
-        <w:rPr>
-          <w:rStyle w:val="VerbatimChar"/>
-        </w:rPr>
-        <w:t xml:space="preserve">ls -l /home/guest/dir1</w:t>
-      </w:r>
-      <w:r>
-        <w:t xml:space="preserve">.</w:t>
+        <w:t xml:space="preserve">От имени guest измените права директории /home/guest, разрешив все действия: chmod g+rwx /home/guest</w:t>
       </w:r>
     </w:p>
     <w:p>
       <w:pPr>
+        <w:pStyle w:val="Compact"/>
+        <w:numPr>
+          <w:ilvl w:val="0"/>
+          <w:numId w:val="1007"/>
+        </w:numPr>
+      </w:pPr>
+      <w:r>
+        <w:t xml:space="preserve">От имени guest снимите с директории /home/guest/dir1 все атрибуты: chmod 000 dirl и проверьте правильность снятия атрибутов</w:t>
+      </w:r>
+    </w:p>
+    <w:p>
+      <w:pPr>
         <w:pStyle w:val="CaptionedFigure"/>
       </w:pPr>
       <w:r>
         <w:drawing>
           <wp:inline>
-            <wp:extent cx="4130040" cy="708660"/>
+            <wp:extent cx="3985260" cy="1912620"/>
             <wp:effectExtent b="0" l="0" r="0" t="0"/>
-            <wp:docPr descr="Рис. 10: Задание 13" title="" id="49" name="Picture"/>
+            <wp:docPr descr="Рис. 10: Задание 10-11" title="" id="49" name="Picture"/>
             <a:graphic>
               <a:graphicData uri="http://schemas.openxmlformats.org/drawingml/2006/picture">
                 <pic:pic>
@@ -1058,7 +824,7 @@
                   <pic:spPr bwMode="auto">
                     <a:xfrm>
                       <a:off x="0" y="0"/>
-                      <a:ext cx="4130040" cy="708660"/>
+                      <a:ext cx="3985260" cy="1912620"/>
                     </a:xfrm>
                     <a:prstGeom prst="rect">
                       <a:avLst/>
@@ -1082,7 +848,7 @@
         <w:pStyle w:val="ImageCaption"/>
       </w:pPr>
       <w:r>
-        <w:t xml:space="preserve">Рис. 10: Задание 13</w:t>
+        <w:t xml:space="preserve">Рис. 10: Задание 10-11</w:t>
       </w:r>
     </w:p>
     <w:p>
@@ -1090,11 +856,11 @@
         <w:pStyle w:val="Compact"/>
         <w:numPr>
           <w:ilvl w:val="0"/>
-          <w:numId w:val="1009"/>
+          <w:numId w:val="1008"/>
         </w:numPr>
       </w:pPr>
       <w:r>
-        <w:t xml:space="preserve">Заполните таблицу «Установленные права и разрешённые действия».</w:t>
+        <w:t xml:space="preserve">Заполните таблицу 3.1.</w:t>
       </w:r>
     </w:p>
     <w:tbl>
@@ -1106,16 +872,15 @@
         <w:tblLook w:firstRow="1" w:lastRow="0" w:firstColumn="0" w:lastColumn="0" w:noHBand="0" w:noVBand="0" w:val="0020"/>
       </w:tblPr>
       <w:tblGrid>
-        <w:gridCol w:w="754"/>
-        <w:gridCol w:w="544"/>
-        <w:gridCol w:w="670"/>
-        <w:gridCol w:w="670"/>
-        <w:gridCol w:w="921"/>
-        <w:gridCol w:w="1005"/>
-        <w:gridCol w:w="1299"/>
-        <w:gridCol w:w="796"/>
-        <w:gridCol w:w="628"/>
-        <w:gridCol w:w="628"/>
+        <w:gridCol w:w="880"/>
+        <w:gridCol w:w="635"/>
+        <w:gridCol w:w="1466"/>
+        <w:gridCol w:w="880"/>
+        <w:gridCol w:w="782"/>
+        <w:gridCol w:w="782"/>
+        <w:gridCol w:w="1075"/>
+        <w:gridCol w:w="684"/>
+        <w:gridCol w:w="733"/>
       </w:tblGrid>
       <w:tr>
         <w:trPr>
@@ -1153,6 +918,30 @@
               <w:jc w:val="left"/>
             </w:pPr>
             <w:r>
+              <w:t xml:space="preserve">Просмотр файлов в директории</w:t>
+            </w:r>
+          </w:p>
+        </w:tc>
+        <w:tc>
+          <w:tcPr/>
+          <w:p>
+            <w:pPr>
+              <w:pStyle w:val="Compact"/>
+              <w:jc w:val="left"/>
+            </w:pPr>
+            <w:r>
+              <w:t xml:space="preserve">Смена директории</w:t>
+            </w:r>
+          </w:p>
+        </w:tc>
+        <w:tc>
+          <w:tcPr/>
+          <w:p>
+            <w:pPr>
+              <w:pStyle w:val="Compact"/>
+              <w:jc w:val="left"/>
+            </w:pPr>
+            <w:r>
               <w:t xml:space="preserve">Создание файла</w:t>
             </w:r>
           </w:p>
@@ -1178,42 +967,6 @@
             </w:pPr>
             <w:r>
               <w:t xml:space="preserve">Переименование файла</w:t>
-            </w:r>
-          </w:p>
-        </w:tc>
-        <w:tc>
-          <w:tcPr/>
-          <w:p>
-            <w:pPr>
-              <w:pStyle w:val="Compact"/>
-              <w:jc w:val="left"/>
-            </w:pPr>
-            <w:r>
-              <w:t xml:space="preserve">Смена атрибутов файла</w:t>
-            </w:r>
-          </w:p>
-        </w:tc>
-        <w:tc>
-          <w:tcPr/>
-          <w:p>
-            <w:pPr>
-              <w:pStyle w:val="Compact"/>
-              <w:jc w:val="left"/>
-            </w:pPr>
-            <w:r>
-              <w:t xml:space="preserve">Просмотр файлов в директории</w:t>
-            </w:r>
-          </w:p>
-        </w:tc>
-        <w:tc>
-          <w:tcPr/>
-          <w:p>
-            <w:pPr>
-              <w:pStyle w:val="Compact"/>
-              <w:jc w:val="left"/>
-            </w:pPr>
-            <w:r>
-              <w:t xml:space="preserve">Смена директории</w:t>
             </w:r>
           </w:p>
         </w:tc>
@@ -1263,19 +1016,7 @@
               <w:jc w:val="left"/>
             </w:pPr>
             <w:r>
-              <w:t xml:space="preserve">(000)</w:t>
-            </w:r>
-          </w:p>
-        </w:tc>
-        <w:tc>
-          <w:tcPr/>
-          <w:p>
-            <w:pPr>
-              <w:pStyle w:val="Compact"/>
-              <w:jc w:val="left"/>
-            </w:pPr>
-            <w:r>
-              <w:t xml:space="preserve">-</w:t>
+              <w:t xml:space="preserve">f(000)</w:t>
             </w:r>
           </w:p>
         </w:tc>
@@ -1373,19 +1114,31 @@
               <w:jc w:val="left"/>
             </w:pPr>
             <w:r>
-              <w:t xml:space="preserve">d–x (100)</w:t>
-            </w:r>
-          </w:p>
-        </w:tc>
-        <w:tc>
-          <w:tcPr/>
-          <w:p>
-            <w:pPr>
-              <w:pStyle w:val="Compact"/>
-              <w:jc w:val="left"/>
-            </w:pPr>
-            <w:r>
-              <w:t xml:space="preserve">(000)</w:t>
+              <w:t xml:space="preserve">d(010)</w:t>
+            </w:r>
+          </w:p>
+        </w:tc>
+        <w:tc>
+          <w:tcPr/>
+          <w:p>
+            <w:pPr>
+              <w:pStyle w:val="Compact"/>
+              <w:jc w:val="left"/>
+            </w:pPr>
+            <w:r>
+              <w:t xml:space="preserve">f(000)</w:t>
+            </w:r>
+          </w:p>
+        </w:tc>
+        <w:tc>
+          <w:tcPr/>
+          <w:p>
+            <w:pPr>
+              <w:pStyle w:val="Compact"/>
+              <w:jc w:val="left"/>
+            </w:pPr>
+            <w:r>
+              <w:t xml:space="preserve">-</w:t>
             </w:r>
           </w:p>
         </w:tc>
@@ -1434,30 +1187,6 @@
             </w:pPr>
             <w:r>
               <w:t xml:space="preserve">-</w:t>
-            </w:r>
-          </w:p>
-        </w:tc>
-        <w:tc>
-          <w:tcPr/>
-          <w:p>
-            <w:pPr>
-              <w:pStyle w:val="Compact"/>
-              <w:jc w:val="left"/>
-            </w:pPr>
-            <w:r>
-              <w:t xml:space="preserve">-</w:t>
-            </w:r>
-          </w:p>
-        </w:tc>
-        <w:tc>
-          <w:tcPr/>
-          <w:p>
-            <w:pPr>
-              <w:pStyle w:val="Compact"/>
-              <w:jc w:val="left"/>
-            </w:pPr>
-            <w:r>
-              <w:t xml:space="preserve">+</w:t>
             </w:r>
           </w:p>
         </w:tc>
@@ -1495,115 +1224,103 @@
               <w:jc w:val="left"/>
             </w:pPr>
             <w:r>
-              <w:t xml:space="preserve">d–x (100)</w:t>
-            </w:r>
-          </w:p>
-        </w:tc>
-        <w:tc>
-          <w:tcPr/>
-          <w:p>
-            <w:pPr>
-              <w:pStyle w:val="Compact"/>
-              <w:jc w:val="left"/>
-            </w:pPr>
-            <w:r>
-              <w:t xml:space="preserve">(700)</w:t>
-            </w:r>
-          </w:p>
-        </w:tc>
-        <w:tc>
-          <w:tcPr/>
-          <w:p>
-            <w:pPr>
-              <w:pStyle w:val="Compact"/>
-              <w:jc w:val="left"/>
-            </w:pPr>
-            <w:r>
-              <w:t xml:space="preserve">+</w:t>
-            </w:r>
-          </w:p>
-        </w:tc>
-        <w:tc>
-          <w:tcPr/>
-          <w:p>
-            <w:pPr>
-              <w:pStyle w:val="Compact"/>
-              <w:jc w:val="left"/>
-            </w:pPr>
-            <w:r>
-              <w:t xml:space="preserve">-</w:t>
-            </w:r>
-          </w:p>
-        </w:tc>
-        <w:tc>
-          <w:tcPr/>
-          <w:p>
-            <w:pPr>
-              <w:pStyle w:val="Compact"/>
-              <w:jc w:val="left"/>
-            </w:pPr>
-            <w:r>
-              <w:t xml:space="preserve">-</w:t>
-            </w:r>
-          </w:p>
-        </w:tc>
-        <w:tc>
-          <w:tcPr/>
-          <w:p>
-            <w:pPr>
-              <w:pStyle w:val="Compact"/>
-              <w:jc w:val="left"/>
-            </w:pPr>
-            <w:r>
-              <w:t xml:space="preserve">+</w:t>
-            </w:r>
-          </w:p>
-        </w:tc>
-        <w:tc>
-          <w:tcPr/>
-          <w:p>
-            <w:pPr>
-              <w:pStyle w:val="Compact"/>
-              <w:jc w:val="left"/>
-            </w:pPr>
-            <w:r>
-              <w:t xml:space="preserve">-</w:t>
-            </w:r>
-          </w:p>
-        </w:tc>
-        <w:tc>
-          <w:tcPr/>
-          <w:p>
-            <w:pPr>
-              <w:pStyle w:val="Compact"/>
-              <w:jc w:val="left"/>
-            </w:pPr>
-            <w:r>
-              <w:t xml:space="preserve">+</w:t>
-            </w:r>
-          </w:p>
-        </w:tc>
-        <w:tc>
-          <w:tcPr/>
-          <w:p>
-            <w:pPr>
-              <w:pStyle w:val="Compact"/>
-              <w:jc w:val="left"/>
-            </w:pPr>
-            <w:r>
-              <w:t xml:space="preserve">+</w:t>
-            </w:r>
-          </w:p>
-        </w:tc>
-        <w:tc>
-          <w:tcPr/>
-          <w:p>
-            <w:pPr>
-              <w:pStyle w:val="Compact"/>
-              <w:jc w:val="left"/>
-            </w:pPr>
-            <w:r>
-              <w:t xml:space="preserve">+</w:t>
+              <w:t xml:space="preserve">d(020)</w:t>
+            </w:r>
+          </w:p>
+        </w:tc>
+        <w:tc>
+          <w:tcPr/>
+          <w:p>
+            <w:pPr>
+              <w:pStyle w:val="Compact"/>
+              <w:jc w:val="left"/>
+            </w:pPr>
+            <w:r>
+              <w:t xml:space="preserve">f(000)</w:t>
+            </w:r>
+          </w:p>
+        </w:tc>
+        <w:tc>
+          <w:tcPr/>
+          <w:p>
+            <w:pPr>
+              <w:pStyle w:val="Compact"/>
+              <w:jc w:val="left"/>
+            </w:pPr>
+            <w:r>
+              <w:t xml:space="preserve">-</w:t>
+            </w:r>
+          </w:p>
+        </w:tc>
+        <w:tc>
+          <w:tcPr/>
+          <w:p>
+            <w:pPr>
+              <w:pStyle w:val="Compact"/>
+              <w:jc w:val="left"/>
+            </w:pPr>
+            <w:r>
+              <w:t xml:space="preserve">-</w:t>
+            </w:r>
+          </w:p>
+        </w:tc>
+        <w:tc>
+          <w:tcPr/>
+          <w:p>
+            <w:pPr>
+              <w:pStyle w:val="Compact"/>
+              <w:jc w:val="left"/>
+            </w:pPr>
+            <w:r>
+              <w:t xml:space="preserve">-</w:t>
+            </w:r>
+          </w:p>
+        </w:tc>
+        <w:tc>
+          <w:tcPr/>
+          <w:p>
+            <w:pPr>
+              <w:pStyle w:val="Compact"/>
+              <w:jc w:val="left"/>
+            </w:pPr>
+            <w:r>
+              <w:t xml:space="preserve">-</w:t>
+            </w:r>
+          </w:p>
+        </w:tc>
+        <w:tc>
+          <w:tcPr/>
+          <w:p>
+            <w:pPr>
+              <w:pStyle w:val="Compact"/>
+              <w:jc w:val="left"/>
+            </w:pPr>
+            <w:r>
+              <w:t xml:space="preserve">-</w:t>
+            </w:r>
+          </w:p>
+        </w:tc>
+        <w:tc>
+          <w:tcPr/>
+          <w:p>
+            <w:pPr>
+              <w:pStyle w:val="Compact"/>
+              <w:jc w:val="left"/>
+            </w:pPr>
+            <w:r>
+              <w:t xml:space="preserve">-</w:t>
+            </w:r>
+          </w:p>
+        </w:tc>
+        <w:tc>
+          <w:tcPr/>
+          <w:p>
+            <w:pPr>
+              <w:pStyle w:val="Compact"/>
+              <w:jc w:val="left"/>
+            </w:pPr>
+            <w:r>
+              <w:t xml:space="preserve">-</w:t>
             </w:r>
           </w:p>
         </w:tc>
@@ -1617,19 +1334,31 @@
               <w:jc w:val="left"/>
             </w:pPr>
             <w:r>
-              <w:t xml:space="preserve">d-wx (300)</w:t>
-            </w:r>
-          </w:p>
-        </w:tc>
-        <w:tc>
-          <w:tcPr/>
-          <w:p>
-            <w:pPr>
-              <w:pStyle w:val="Compact"/>
-              <w:jc w:val="left"/>
-            </w:pPr>
-            <w:r>
-              <w:t xml:space="preserve">(000)</w:t>
+              <w:t xml:space="preserve">d(030)</w:t>
+            </w:r>
+          </w:p>
+        </w:tc>
+        <w:tc>
+          <w:tcPr/>
+          <w:p>
+            <w:pPr>
+              <w:pStyle w:val="Compact"/>
+              <w:jc w:val="left"/>
+            </w:pPr>
+            <w:r>
+              <w:t xml:space="preserve">f(000)</w:t>
+            </w:r>
+          </w:p>
+        </w:tc>
+        <w:tc>
+          <w:tcPr/>
+          <w:p>
+            <w:pPr>
+              <w:pStyle w:val="Compact"/>
+              <w:jc w:val="left"/>
+            </w:pPr>
+            <w:r>
+              <w:t xml:space="preserve">-</w:t>
             </w:r>
           </w:p>
         </w:tc>
@@ -1653,55 +1382,31 @@
               <w:jc w:val="left"/>
             </w:pPr>
             <w:r>
-              <w:t xml:space="preserve">+</w:t>
-            </w:r>
-          </w:p>
-        </w:tc>
-        <w:tc>
-          <w:tcPr/>
-          <w:p>
-            <w:pPr>
-              <w:pStyle w:val="Compact"/>
-              <w:jc w:val="left"/>
-            </w:pPr>
-            <w:r>
-              <w:t xml:space="preserve">+</w:t>
-            </w:r>
-          </w:p>
-        </w:tc>
-        <w:tc>
-          <w:tcPr/>
-          <w:p>
-            <w:pPr>
-              <w:pStyle w:val="Compact"/>
-              <w:jc w:val="left"/>
-            </w:pPr>
-            <w:r>
-              <w:t xml:space="preserve">-</w:t>
-            </w:r>
-          </w:p>
-        </w:tc>
-        <w:tc>
-          <w:tcPr/>
-          <w:p>
-            <w:pPr>
-              <w:pStyle w:val="Compact"/>
-              <w:jc w:val="left"/>
-            </w:pPr>
-            <w:r>
-              <w:t xml:space="preserve">-</w:t>
-            </w:r>
-          </w:p>
-        </w:tc>
-        <w:tc>
-          <w:tcPr/>
-          <w:p>
-            <w:pPr>
-              <w:pStyle w:val="Compact"/>
-              <w:jc w:val="left"/>
-            </w:pPr>
-            <w:r>
-              <w:t xml:space="preserve">+</w:t>
+              <w:t xml:space="preserve">-</w:t>
+            </w:r>
+          </w:p>
+        </w:tc>
+        <w:tc>
+          <w:tcPr/>
+          <w:p>
+            <w:pPr>
+              <w:pStyle w:val="Compact"/>
+              <w:jc w:val="left"/>
+            </w:pPr>
+            <w:r>
+              <w:t xml:space="preserve">-</w:t>
+            </w:r>
+          </w:p>
+        </w:tc>
+        <w:tc>
+          <w:tcPr/>
+          <w:p>
+            <w:pPr>
+              <w:pStyle w:val="Compact"/>
+              <w:jc w:val="left"/>
+            </w:pPr>
+            <w:r>
+              <w:t xml:space="preserve">-</w:t>
             </w:r>
           </w:p>
         </w:tc>
@@ -1739,19 +1444,19 @@
               <w:jc w:val="left"/>
             </w:pPr>
             <w:r>
-              <w:t xml:space="preserve">d-wx (300)</w:t>
-            </w:r>
-          </w:p>
-        </w:tc>
-        <w:tc>
-          <w:tcPr/>
-          <w:p>
-            <w:pPr>
-              <w:pStyle w:val="Compact"/>
-              <w:jc w:val="left"/>
-            </w:pPr>
-            <w:r>
-              <w:t xml:space="preserve">(700)</w:t>
+              <w:t xml:space="preserve">d(040)</w:t>
+            </w:r>
+          </w:p>
+        </w:tc>
+        <w:tc>
+          <w:tcPr/>
+          <w:p>
+            <w:pPr>
+              <w:pStyle w:val="Compact"/>
+              <w:jc w:val="left"/>
+            </w:pPr>
+            <w:r>
+              <w:t xml:space="preserve">f(000)</w:t>
             </w:r>
           </w:p>
         </w:tc>
@@ -1775,79 +1480,67 @@
               <w:jc w:val="left"/>
             </w:pPr>
             <w:r>
-              <w:t xml:space="preserve">+</w:t>
-            </w:r>
-          </w:p>
-        </w:tc>
-        <w:tc>
-          <w:tcPr/>
-          <w:p>
-            <w:pPr>
-              <w:pStyle w:val="Compact"/>
-              <w:jc w:val="left"/>
-            </w:pPr>
-            <w:r>
-              <w:t xml:space="preserve">+</w:t>
-            </w:r>
-          </w:p>
-        </w:tc>
-        <w:tc>
-          <w:tcPr/>
-          <w:p>
-            <w:pPr>
-              <w:pStyle w:val="Compact"/>
-              <w:jc w:val="left"/>
-            </w:pPr>
-            <w:r>
-              <w:t xml:space="preserve">+</w:t>
-            </w:r>
-          </w:p>
-        </w:tc>
-        <w:tc>
-          <w:tcPr/>
-          <w:p>
-            <w:pPr>
-              <w:pStyle w:val="Compact"/>
-              <w:jc w:val="left"/>
-            </w:pPr>
-            <w:r>
-              <w:t xml:space="preserve">-</w:t>
-            </w:r>
-          </w:p>
-        </w:tc>
-        <w:tc>
-          <w:tcPr/>
-          <w:p>
-            <w:pPr>
-              <w:pStyle w:val="Compact"/>
-              <w:jc w:val="left"/>
-            </w:pPr>
-            <w:r>
-              <w:t xml:space="preserve">+</w:t>
-            </w:r>
-          </w:p>
-        </w:tc>
-        <w:tc>
-          <w:tcPr/>
-          <w:p>
-            <w:pPr>
-              <w:pStyle w:val="Compact"/>
-              <w:jc w:val="left"/>
-            </w:pPr>
-            <w:r>
-              <w:t xml:space="preserve">+</w:t>
-            </w:r>
-          </w:p>
-        </w:tc>
-        <w:tc>
-          <w:tcPr/>
-          <w:p>
-            <w:pPr>
-              <w:pStyle w:val="Compact"/>
-              <w:jc w:val="left"/>
-            </w:pPr>
-            <w:r>
-              <w:t xml:space="preserve">+</w:t>
+              <w:t xml:space="preserve">-</w:t>
+            </w:r>
+          </w:p>
+        </w:tc>
+        <w:tc>
+          <w:tcPr/>
+          <w:p>
+            <w:pPr>
+              <w:pStyle w:val="Compact"/>
+              <w:jc w:val="left"/>
+            </w:pPr>
+            <w:r>
+              <w:t xml:space="preserve">-</w:t>
+            </w:r>
+          </w:p>
+        </w:tc>
+        <w:tc>
+          <w:tcPr/>
+          <w:p>
+            <w:pPr>
+              <w:pStyle w:val="Compact"/>
+              <w:jc w:val="left"/>
+            </w:pPr>
+            <w:r>
+              <w:t xml:space="preserve">-</w:t>
+            </w:r>
+          </w:p>
+        </w:tc>
+        <w:tc>
+          <w:tcPr/>
+          <w:p>
+            <w:pPr>
+              <w:pStyle w:val="Compact"/>
+              <w:jc w:val="left"/>
+            </w:pPr>
+            <w:r>
+              <w:t xml:space="preserve">-</w:t>
+            </w:r>
+          </w:p>
+        </w:tc>
+        <w:tc>
+          <w:tcPr/>
+          <w:p>
+            <w:pPr>
+              <w:pStyle w:val="Compact"/>
+              <w:jc w:val="left"/>
+            </w:pPr>
+            <w:r>
+              <w:t xml:space="preserve">-</w:t>
+            </w:r>
+          </w:p>
+        </w:tc>
+        <w:tc>
+          <w:tcPr/>
+          <w:p>
+            <w:pPr>
+              <w:pStyle w:val="Compact"/>
+              <w:jc w:val="left"/>
+            </w:pPr>
+            <w:r>
+              <w:t xml:space="preserve">-</w:t>
             </w:r>
           </w:p>
         </w:tc>
@@ -1861,67 +1554,19 @@
               <w:jc w:val="left"/>
             </w:pPr>
             <w:r>
-              <w:t xml:space="preserve">dr-x (500)</w:t>
-            </w:r>
-          </w:p>
-        </w:tc>
-        <w:tc>
-          <w:tcPr/>
-          <w:p>
-            <w:pPr>
-              <w:pStyle w:val="Compact"/>
-              <w:jc w:val="left"/>
-            </w:pPr>
-            <w:r>
-              <w:t xml:space="preserve">(000)</w:t>
-            </w:r>
-          </w:p>
-        </w:tc>
-        <w:tc>
-          <w:tcPr/>
-          <w:p>
-            <w:pPr>
-              <w:pStyle w:val="Compact"/>
-              <w:jc w:val="left"/>
-            </w:pPr>
-            <w:r>
-              <w:t xml:space="preserve">-</w:t>
-            </w:r>
-          </w:p>
-        </w:tc>
-        <w:tc>
-          <w:tcPr/>
-          <w:p>
-            <w:pPr>
-              <w:pStyle w:val="Compact"/>
-              <w:jc w:val="left"/>
-            </w:pPr>
-            <w:r>
-              <w:t xml:space="preserve">-</w:t>
-            </w:r>
-          </w:p>
-        </w:tc>
-        <w:tc>
-          <w:tcPr/>
-          <w:p>
-            <w:pPr>
-              <w:pStyle w:val="Compact"/>
-              <w:jc w:val="left"/>
-            </w:pPr>
-            <w:r>
-              <w:t xml:space="preserve">-</w:t>
-            </w:r>
-          </w:p>
-        </w:tc>
-        <w:tc>
-          <w:tcPr/>
-          <w:p>
-            <w:pPr>
-              <w:pStyle w:val="Compact"/>
-              <w:jc w:val="left"/>
-            </w:pPr>
-            <w:r>
-              <w:t xml:space="preserve">-</w:t>
+              <w:t xml:space="preserve">d(050)</w:t>
+            </w:r>
+          </w:p>
+        </w:tc>
+        <w:tc>
+          <w:tcPr/>
+          <w:p>
+            <w:pPr>
+              <w:pStyle w:val="Compact"/>
+              <w:jc w:val="left"/>
+            </w:pPr>
+            <w:r>
+              <w:t xml:space="preserve">f(000)</w:t>
             </w:r>
           </w:p>
         </w:tc>
@@ -1946,6 +1591,42 @@
             </w:pPr>
             <w:r>
               <w:t xml:space="preserve">+</w:t>
+            </w:r>
+          </w:p>
+        </w:tc>
+        <w:tc>
+          <w:tcPr/>
+          <w:p>
+            <w:pPr>
+              <w:pStyle w:val="Compact"/>
+              <w:jc w:val="left"/>
+            </w:pPr>
+            <w:r>
+              <w:t xml:space="preserve">-</w:t>
+            </w:r>
+          </w:p>
+        </w:tc>
+        <w:tc>
+          <w:tcPr/>
+          <w:p>
+            <w:pPr>
+              <w:pStyle w:val="Compact"/>
+              <w:jc w:val="left"/>
+            </w:pPr>
+            <w:r>
+              <w:t xml:space="preserve">-</w:t>
+            </w:r>
+          </w:p>
+        </w:tc>
+        <w:tc>
+          <w:tcPr/>
+          <w:p>
+            <w:pPr>
+              <w:pStyle w:val="Compact"/>
+              <w:jc w:val="left"/>
+            </w:pPr>
+            <w:r>
+              <w:t xml:space="preserve">-</w:t>
             </w:r>
           </w:p>
         </w:tc>
@@ -1983,55 +1664,19 @@
               <w:jc w:val="left"/>
             </w:pPr>
             <w:r>
-              <w:t xml:space="preserve">dr-x (500)</w:t>
-            </w:r>
-          </w:p>
-        </w:tc>
-        <w:tc>
-          <w:tcPr/>
-          <w:p>
-            <w:pPr>
-              <w:pStyle w:val="Compact"/>
-              <w:jc w:val="left"/>
-            </w:pPr>
-            <w:r>
-              <w:t xml:space="preserve">(700)</w:t>
-            </w:r>
-          </w:p>
-        </w:tc>
-        <w:tc>
-          <w:tcPr/>
-          <w:p>
-            <w:pPr>
-              <w:pStyle w:val="Compact"/>
-              <w:jc w:val="left"/>
-            </w:pPr>
-            <w:r>
-              <w:t xml:space="preserve">-</w:t>
-            </w:r>
-          </w:p>
-        </w:tc>
-        <w:tc>
-          <w:tcPr/>
-          <w:p>
-            <w:pPr>
-              <w:pStyle w:val="Compact"/>
-              <w:jc w:val="left"/>
-            </w:pPr>
-            <w:r>
-              <w:t xml:space="preserve">-</w:t>
-            </w:r>
-          </w:p>
-        </w:tc>
-        <w:tc>
-          <w:tcPr/>
-          <w:p>
-            <w:pPr>
-              <w:pStyle w:val="Compact"/>
-              <w:jc w:val="left"/>
-            </w:pPr>
-            <w:r>
-              <w:t xml:space="preserve">-</w:t>
+              <w:t xml:space="preserve">d(060)</w:t>
+            </w:r>
+          </w:p>
+        </w:tc>
+        <w:tc>
+          <w:tcPr/>
+          <w:p>
+            <w:pPr>
+              <w:pStyle w:val="Compact"/>
+              <w:jc w:val="left"/>
+            </w:pPr>
+            <w:r>
+              <w:t xml:space="preserve">f(000)</w:t>
             </w:r>
           </w:p>
         </w:tc>
@@ -2055,43 +1700,67 @@
               <w:jc w:val="left"/>
             </w:pPr>
             <w:r>
-              <w:t xml:space="preserve">+</w:t>
-            </w:r>
-          </w:p>
-        </w:tc>
-        <w:tc>
-          <w:tcPr/>
-          <w:p>
-            <w:pPr>
-              <w:pStyle w:val="Compact"/>
-              <w:jc w:val="left"/>
-            </w:pPr>
-            <w:r>
-              <w:t xml:space="preserve">+</w:t>
-            </w:r>
-          </w:p>
-        </w:tc>
-        <w:tc>
-          <w:tcPr/>
-          <w:p>
-            <w:pPr>
-              <w:pStyle w:val="Compact"/>
-              <w:jc w:val="left"/>
-            </w:pPr>
-            <w:r>
-              <w:t xml:space="preserve">+</w:t>
-            </w:r>
-          </w:p>
-        </w:tc>
-        <w:tc>
-          <w:tcPr/>
-          <w:p>
-            <w:pPr>
-              <w:pStyle w:val="Compact"/>
-              <w:jc w:val="left"/>
-            </w:pPr>
-            <w:r>
-              <w:t xml:space="preserve">+</w:t>
+              <w:t xml:space="preserve">-</w:t>
+            </w:r>
+          </w:p>
+        </w:tc>
+        <w:tc>
+          <w:tcPr/>
+          <w:p>
+            <w:pPr>
+              <w:pStyle w:val="Compact"/>
+              <w:jc w:val="left"/>
+            </w:pPr>
+            <w:r>
+              <w:t xml:space="preserve">-</w:t>
+            </w:r>
+          </w:p>
+        </w:tc>
+        <w:tc>
+          <w:tcPr/>
+          <w:p>
+            <w:pPr>
+              <w:pStyle w:val="Compact"/>
+              <w:jc w:val="left"/>
+            </w:pPr>
+            <w:r>
+              <w:t xml:space="preserve">-</w:t>
+            </w:r>
+          </w:p>
+        </w:tc>
+        <w:tc>
+          <w:tcPr/>
+          <w:p>
+            <w:pPr>
+              <w:pStyle w:val="Compact"/>
+              <w:jc w:val="left"/>
+            </w:pPr>
+            <w:r>
+              <w:t xml:space="preserve">-</w:t>
+            </w:r>
+          </w:p>
+        </w:tc>
+        <w:tc>
+          <w:tcPr/>
+          <w:p>
+            <w:pPr>
+              <w:pStyle w:val="Compact"/>
+              <w:jc w:val="left"/>
+            </w:pPr>
+            <w:r>
+              <w:t xml:space="preserve">-</w:t>
+            </w:r>
+          </w:p>
+        </w:tc>
+        <w:tc>
+          <w:tcPr/>
+          <w:p>
+            <w:pPr>
+              <w:pStyle w:val="Compact"/>
+              <w:jc w:val="left"/>
+            </w:pPr>
+            <w:r>
+              <w:t xml:space="preserve">-</w:t>
             </w:r>
           </w:p>
         </w:tc>
@@ -2105,19 +1774,19 @@
               <w:jc w:val="left"/>
             </w:pPr>
             <w:r>
-              <w:t xml:space="preserve">drwx (700)</w:t>
-            </w:r>
-          </w:p>
-        </w:tc>
-        <w:tc>
-          <w:tcPr/>
-          <w:p>
-            <w:pPr>
-              <w:pStyle w:val="Compact"/>
-              <w:jc w:val="left"/>
-            </w:pPr>
-            <w:r>
-              <w:t xml:space="preserve">(000)</w:t>
+              <w:t xml:space="preserve">d(070)</w:t>
+            </w:r>
+          </w:p>
+        </w:tc>
+        <w:tc>
+          <w:tcPr/>
+          <w:p>
+            <w:pPr>
+              <w:pStyle w:val="Compact"/>
+              <w:jc w:val="left"/>
+            </w:pPr>
+            <w:r>
+              <w:t xml:space="preserve">f(000)</w:t>
             </w:r>
           </w:p>
         </w:tc>
@@ -2153,43 +1822,31 @@
               <w:jc w:val="left"/>
             </w:pPr>
             <w:r>
-              <w:t xml:space="preserve">+</w:t>
-            </w:r>
-          </w:p>
-        </w:tc>
-        <w:tc>
-          <w:tcPr/>
-          <w:p>
-            <w:pPr>
-              <w:pStyle w:val="Compact"/>
-              <w:jc w:val="left"/>
-            </w:pPr>
-            <w:r>
-              <w:t xml:space="preserve">-</w:t>
-            </w:r>
-          </w:p>
-        </w:tc>
-        <w:tc>
-          <w:tcPr/>
-          <w:p>
-            <w:pPr>
-              <w:pStyle w:val="Compact"/>
-              <w:jc w:val="left"/>
-            </w:pPr>
-            <w:r>
-              <w:t xml:space="preserve">+</w:t>
-            </w:r>
-          </w:p>
-        </w:tc>
-        <w:tc>
-          <w:tcPr/>
-          <w:p>
-            <w:pPr>
-              <w:pStyle w:val="Compact"/>
-              <w:jc w:val="left"/>
-            </w:pPr>
-            <w:r>
-              <w:t xml:space="preserve">+</w:t>
+              <w:t xml:space="preserve">-</w:t>
+            </w:r>
+          </w:p>
+        </w:tc>
+        <w:tc>
+          <w:tcPr/>
+          <w:p>
+            <w:pPr>
+              <w:pStyle w:val="Compact"/>
+              <w:jc w:val="left"/>
+            </w:pPr>
+            <w:r>
+              <w:t xml:space="preserve">-</w:t>
+            </w:r>
+          </w:p>
+        </w:tc>
+        <w:tc>
+          <w:tcPr/>
+          <w:p>
+            <w:pPr>
+              <w:pStyle w:val="Compact"/>
+              <w:jc w:val="left"/>
+            </w:pPr>
+            <w:r>
+              <w:t xml:space="preserve">-</w:t>
             </w:r>
           </w:p>
         </w:tc>
@@ -2227,19 +1884,31 @@
               <w:jc w:val="left"/>
             </w:pPr>
             <w:r>
-              <w:t xml:space="preserve">drwx (700)</w:t>
-            </w:r>
-          </w:p>
-        </w:tc>
-        <w:tc>
-          <w:tcPr/>
-          <w:p>
-            <w:pPr>
-              <w:pStyle w:val="Compact"/>
-              <w:jc w:val="left"/>
-            </w:pPr>
-            <w:r>
-              <w:t xml:space="preserve">(700)</w:t>
+              <w:t xml:space="preserve">d(010)</w:t>
+            </w:r>
+          </w:p>
+        </w:tc>
+        <w:tc>
+          <w:tcPr/>
+          <w:p>
+            <w:pPr>
+              <w:pStyle w:val="Compact"/>
+              <w:jc w:val="left"/>
+            </w:pPr>
+            <w:r>
+              <w:t xml:space="preserve">f(040)</w:t>
+            </w:r>
+          </w:p>
+        </w:tc>
+        <w:tc>
+          <w:tcPr/>
+          <w:p>
+            <w:pPr>
+              <w:pStyle w:val="Compact"/>
+              <w:jc w:val="left"/>
+            </w:pPr>
+            <w:r>
+              <w:t xml:space="preserve">-</w:t>
             </w:r>
           </w:p>
         </w:tc>
@@ -2252,6 +1921,422 @@
             </w:pPr>
             <w:r>
               <w:t xml:space="preserve">+</w:t>
+            </w:r>
+          </w:p>
+        </w:tc>
+        <w:tc>
+          <w:tcPr/>
+          <w:p>
+            <w:pPr>
+              <w:pStyle w:val="Compact"/>
+              <w:jc w:val="left"/>
+            </w:pPr>
+            <w:r>
+              <w:t xml:space="preserve">-</w:t>
+            </w:r>
+          </w:p>
+        </w:tc>
+        <w:tc>
+          <w:tcPr/>
+          <w:p>
+            <w:pPr>
+              <w:pStyle w:val="Compact"/>
+              <w:jc w:val="left"/>
+            </w:pPr>
+            <w:r>
+              <w:t xml:space="preserve">-</w:t>
+            </w:r>
+          </w:p>
+        </w:tc>
+        <w:tc>
+          <w:tcPr/>
+          <w:p>
+            <w:pPr>
+              <w:pStyle w:val="Compact"/>
+              <w:jc w:val="left"/>
+            </w:pPr>
+            <w:r>
+              <w:t xml:space="preserve">-</w:t>
+            </w:r>
+          </w:p>
+        </w:tc>
+        <w:tc>
+          <w:tcPr/>
+          <w:p>
+            <w:pPr>
+              <w:pStyle w:val="Compact"/>
+              <w:jc w:val="left"/>
+            </w:pPr>
+            <w:r>
+              <w:t xml:space="preserve">+</w:t>
+            </w:r>
+          </w:p>
+        </w:tc>
+        <w:tc>
+          <w:tcPr/>
+          <w:p>
+            <w:pPr>
+              <w:pStyle w:val="Compact"/>
+              <w:jc w:val="left"/>
+            </w:pPr>
+            <w:r>
+              <w:t xml:space="preserve">-</w:t>
+            </w:r>
+          </w:p>
+        </w:tc>
+      </w:tr>
+      <w:tr>
+        <w:tc>
+          <w:tcPr/>
+          <w:p>
+            <w:pPr>
+              <w:pStyle w:val="Compact"/>
+              <w:jc w:val="left"/>
+            </w:pPr>
+            <w:r>
+              <w:t xml:space="preserve">d(010)</w:t>
+            </w:r>
+          </w:p>
+        </w:tc>
+        <w:tc>
+          <w:tcPr/>
+          <w:p>
+            <w:pPr>
+              <w:pStyle w:val="Compact"/>
+              <w:jc w:val="left"/>
+            </w:pPr>
+            <w:r>
+              <w:t xml:space="preserve">f(060)</w:t>
+            </w:r>
+          </w:p>
+        </w:tc>
+        <w:tc>
+          <w:tcPr/>
+          <w:p>
+            <w:pPr>
+              <w:pStyle w:val="Compact"/>
+              <w:jc w:val="left"/>
+            </w:pPr>
+            <w:r>
+              <w:t xml:space="preserve">-</w:t>
+            </w:r>
+          </w:p>
+        </w:tc>
+        <w:tc>
+          <w:tcPr/>
+          <w:p>
+            <w:pPr>
+              <w:pStyle w:val="Compact"/>
+              <w:jc w:val="left"/>
+            </w:pPr>
+            <w:r>
+              <w:t xml:space="preserve">+</w:t>
+            </w:r>
+          </w:p>
+        </w:tc>
+        <w:tc>
+          <w:tcPr/>
+          <w:p>
+            <w:pPr>
+              <w:pStyle w:val="Compact"/>
+              <w:jc w:val="left"/>
+            </w:pPr>
+            <w:r>
+              <w:t xml:space="preserve">-</w:t>
+            </w:r>
+          </w:p>
+        </w:tc>
+        <w:tc>
+          <w:tcPr/>
+          <w:p>
+            <w:pPr>
+              <w:pStyle w:val="Compact"/>
+              <w:jc w:val="left"/>
+            </w:pPr>
+            <w:r>
+              <w:t xml:space="preserve">-</w:t>
+            </w:r>
+          </w:p>
+        </w:tc>
+        <w:tc>
+          <w:tcPr/>
+          <w:p>
+            <w:pPr>
+              <w:pStyle w:val="Compact"/>
+              <w:jc w:val="left"/>
+            </w:pPr>
+            <w:r>
+              <w:t xml:space="preserve">-</w:t>
+            </w:r>
+          </w:p>
+        </w:tc>
+        <w:tc>
+          <w:tcPr/>
+          <w:p>
+            <w:pPr>
+              <w:pStyle w:val="Compact"/>
+              <w:jc w:val="left"/>
+            </w:pPr>
+            <w:r>
+              <w:t xml:space="preserve">+</w:t>
+            </w:r>
+          </w:p>
+        </w:tc>
+        <w:tc>
+          <w:tcPr/>
+          <w:p>
+            <w:pPr>
+              <w:pStyle w:val="Compact"/>
+              <w:jc w:val="left"/>
+            </w:pPr>
+            <w:r>
+              <w:t xml:space="preserve">+</w:t>
+            </w:r>
+          </w:p>
+        </w:tc>
+      </w:tr>
+      <w:tr>
+        <w:tc>
+          <w:tcPr/>
+          <w:p>
+            <w:pPr>
+              <w:pStyle w:val="Compact"/>
+              <w:jc w:val="left"/>
+            </w:pPr>
+            <w:r>
+              <w:t xml:space="preserve">d(070)</w:t>
+            </w:r>
+          </w:p>
+        </w:tc>
+        <w:tc>
+          <w:tcPr/>
+          <w:p>
+            <w:pPr>
+              <w:pStyle w:val="Compact"/>
+              <w:jc w:val="left"/>
+            </w:pPr>
+            <w:r>
+              <w:t xml:space="preserve">f(000)</w:t>
+            </w:r>
+          </w:p>
+        </w:tc>
+        <w:tc>
+          <w:tcPr/>
+          <w:p>
+            <w:pPr>
+              <w:pStyle w:val="Compact"/>
+              <w:jc w:val="left"/>
+            </w:pPr>
+            <w:r>
+              <w:t xml:space="preserve">+</w:t>
+            </w:r>
+          </w:p>
+        </w:tc>
+        <w:tc>
+          <w:tcPr/>
+          <w:p>
+            <w:pPr>
+              <w:pStyle w:val="Compact"/>
+              <w:jc w:val="left"/>
+            </w:pPr>
+            <w:r>
+              <w:t xml:space="preserve">+</w:t>
+            </w:r>
+          </w:p>
+        </w:tc>
+        <w:tc>
+          <w:tcPr/>
+          <w:p>
+            <w:pPr>
+              <w:pStyle w:val="Compact"/>
+              <w:jc w:val="left"/>
+            </w:pPr>
+            <w:r>
+              <w:t xml:space="preserve">+</w:t>
+            </w:r>
+          </w:p>
+        </w:tc>
+        <w:tc>
+          <w:tcPr/>
+          <w:p>
+            <w:pPr>
+              <w:pStyle w:val="Compact"/>
+              <w:jc w:val="left"/>
+            </w:pPr>
+            <w:r>
+              <w:t xml:space="preserve">-</w:t>
+            </w:r>
+          </w:p>
+        </w:tc>
+        <w:tc>
+          <w:tcPr/>
+          <w:p>
+            <w:pPr>
+              <w:pStyle w:val="Compact"/>
+              <w:jc w:val="left"/>
+            </w:pPr>
+            <w:r>
+              <w:t xml:space="preserve">-</w:t>
+            </w:r>
+          </w:p>
+        </w:tc>
+        <w:tc>
+          <w:tcPr/>
+          <w:p>
+            <w:pPr>
+              <w:pStyle w:val="Compact"/>
+              <w:jc w:val="left"/>
+            </w:pPr>
+            <w:r>
+              <w:t xml:space="preserve">-</w:t>
+            </w:r>
+          </w:p>
+        </w:tc>
+        <w:tc>
+          <w:tcPr/>
+          <w:p>
+            <w:pPr>
+              <w:pStyle w:val="Compact"/>
+              <w:jc w:val="left"/>
+            </w:pPr>
+            <w:r>
+              <w:t xml:space="preserve">-</w:t>
+            </w:r>
+          </w:p>
+        </w:tc>
+      </w:tr>
+      <w:tr>
+        <w:tc>
+          <w:tcPr/>
+          <w:p>
+            <w:pPr>
+              <w:pStyle w:val="Compact"/>
+              <w:jc w:val="left"/>
+            </w:pPr>
+            <w:r>
+              <w:t xml:space="preserve">d(070)</w:t>
+            </w:r>
+          </w:p>
+        </w:tc>
+        <w:tc>
+          <w:tcPr/>
+          <w:p>
+            <w:pPr>
+              <w:pStyle w:val="Compact"/>
+              <w:jc w:val="left"/>
+            </w:pPr>
+            <w:r>
+              <w:t xml:space="preserve">f(040)</w:t>
+            </w:r>
+          </w:p>
+        </w:tc>
+        <w:tc>
+          <w:tcPr/>
+          <w:p>
+            <w:pPr>
+              <w:pStyle w:val="Compact"/>
+              <w:jc w:val="left"/>
+            </w:pPr>
+            <w:r>
+              <w:t xml:space="preserve">+</w:t>
+            </w:r>
+          </w:p>
+        </w:tc>
+        <w:tc>
+          <w:tcPr/>
+          <w:p>
+            <w:pPr>
+              <w:pStyle w:val="Compact"/>
+              <w:jc w:val="left"/>
+            </w:pPr>
+            <w:r>
+              <w:t xml:space="preserve">+</w:t>
+            </w:r>
+          </w:p>
+        </w:tc>
+        <w:tc>
+          <w:tcPr/>
+          <w:p>
+            <w:pPr>
+              <w:pStyle w:val="Compact"/>
+              <w:jc w:val="left"/>
+            </w:pPr>
+            <w:r>
+              <w:t xml:space="preserve">+</w:t>
+            </w:r>
+          </w:p>
+        </w:tc>
+        <w:tc>
+          <w:tcPr/>
+          <w:p>
+            <w:pPr>
+              <w:pStyle w:val="Compact"/>
+              <w:jc w:val="left"/>
+            </w:pPr>
+            <w:r>
+              <w:t xml:space="preserve">-</w:t>
+            </w:r>
+          </w:p>
+        </w:tc>
+        <w:tc>
+          <w:tcPr/>
+          <w:p>
+            <w:pPr>
+              <w:pStyle w:val="Compact"/>
+              <w:jc w:val="left"/>
+            </w:pPr>
+            <w:r>
+              <w:t xml:space="preserve">-</w:t>
+            </w:r>
+          </w:p>
+        </w:tc>
+        <w:tc>
+          <w:tcPr/>
+          <w:p>
+            <w:pPr>
+              <w:pStyle w:val="Compact"/>
+              <w:jc w:val="left"/>
+            </w:pPr>
+            <w:r>
+              <w:t xml:space="preserve">+</w:t>
+            </w:r>
+          </w:p>
+        </w:tc>
+        <w:tc>
+          <w:tcPr/>
+          <w:p>
+            <w:pPr>
+              <w:pStyle w:val="Compact"/>
+              <w:jc w:val="left"/>
+            </w:pPr>
+            <w:r>
+              <w:t xml:space="preserve">-</w:t>
+            </w:r>
+          </w:p>
+        </w:tc>
+      </w:tr>
+      <w:tr>
+        <w:tc>
+          <w:tcPr/>
+          <w:p>
+            <w:pPr>
+              <w:pStyle w:val="Compact"/>
+              <w:jc w:val="left"/>
+            </w:pPr>
+            <w:r>
+              <w:t xml:space="preserve">d(077)</w:t>
+            </w:r>
+          </w:p>
+        </w:tc>
+        <w:tc>
+          <w:tcPr/>
+          <w:p>
+            <w:pPr>
+              <w:pStyle w:val="Compact"/>
+              <w:jc w:val="left"/>
+            </w:pPr>
+            <w:r>
+              <w:t xml:space="preserve">f(066)</w:t>
             </w:r>
           </w:p>
         </w:tc>
@@ -2346,11 +2431,11 @@
         <w:pStyle w:val="Compact"/>
         <w:numPr>
           <w:ilvl w:val="0"/>
-          <w:numId w:val="1010"/>
+          <w:numId w:val="1009"/>
         </w:numPr>
       </w:pPr>
       <w:r>
-        <w:t xml:space="preserve">Заполните таблицу «Минимальные права для совершения операций».</w:t>
+        <w:t xml:space="preserve">Заполните таблицу 3.2.</w:t>
       </w:r>
     </w:p>
     <w:tbl>
@@ -2416,40 +2501,31 @@
               <w:jc w:val="left"/>
             </w:pPr>
             <w:r>
-              <w:t xml:space="preserve">Создание файла</w:t>
-            </w:r>
-          </w:p>
-        </w:tc>
-        <w:tc>
-          <w:tcPr/>
-          <w:p>
-            <w:pPr>
-              <w:pStyle w:val="Compact"/>
-              <w:jc w:val="left"/>
-            </w:pPr>
-            <w:r>
-              <w:rPr>
-                <w:rStyle w:val="VerbatimChar"/>
-              </w:rPr>
-              <w:t xml:space="preserve">-wx</w:t>
-            </w:r>
-            <w:r>
-              <w:t xml:space="preserve"> </w:t>
-            </w:r>
-            <w:r>
-              <w:t xml:space="preserve">(300)</w:t>
-            </w:r>
-          </w:p>
-        </w:tc>
-        <w:tc>
-          <w:tcPr/>
-          <w:p>
-            <w:pPr>
-              <w:pStyle w:val="Compact"/>
-              <w:jc w:val="left"/>
-            </w:pPr>
-            <w:r>
-              <w:t xml:space="preserve">не требуются</w:t>
+              <w:t xml:space="preserve">Смена директории (cd)</w:t>
+            </w:r>
+          </w:p>
+        </w:tc>
+        <w:tc>
+          <w:tcPr/>
+          <w:p>
+            <w:pPr>
+              <w:pStyle w:val="Compact"/>
+              <w:jc w:val="left"/>
+            </w:pPr>
+            <w:r>
+              <w:t xml:space="preserve">010 (–x——)</w:t>
+            </w:r>
+          </w:p>
+        </w:tc>
+        <w:tc>
+          <w:tcPr/>
+          <w:p>
+            <w:pPr>
+              <w:pStyle w:val="Compact"/>
+              <w:jc w:val="left"/>
+            </w:pPr>
+            <w:r>
+              <w:t xml:space="preserve">000 (———)</w:t>
             </w:r>
           </w:p>
         </w:tc>
@@ -2463,40 +2539,31 @@
               <w:jc w:val="left"/>
             </w:pPr>
             <w:r>
-              <w:t xml:space="preserve">Удаление файла</w:t>
-            </w:r>
-          </w:p>
-        </w:tc>
-        <w:tc>
-          <w:tcPr/>
-          <w:p>
-            <w:pPr>
-              <w:pStyle w:val="Compact"/>
-              <w:jc w:val="left"/>
-            </w:pPr>
-            <w:r>
-              <w:rPr>
-                <w:rStyle w:val="VerbatimChar"/>
-              </w:rPr>
-              <w:t xml:space="preserve">-wx</w:t>
-            </w:r>
-            <w:r>
-              <w:t xml:space="preserve"> </w:t>
-            </w:r>
-            <w:r>
-              <w:t xml:space="preserve">(300)</w:t>
-            </w:r>
-          </w:p>
-        </w:tc>
-        <w:tc>
-          <w:tcPr/>
-          <w:p>
-            <w:pPr>
-              <w:pStyle w:val="Compact"/>
-              <w:jc w:val="left"/>
-            </w:pPr>
-            <w:r>
-              <w:t xml:space="preserve">не требуются</w:t>
+              <w:t xml:space="preserve">Просмотр файлов в директории (ls)</w:t>
+            </w:r>
+          </w:p>
+        </w:tc>
+        <w:tc>
+          <w:tcPr/>
+          <w:p>
+            <w:pPr>
+              <w:pStyle w:val="Compact"/>
+              <w:jc w:val="left"/>
+            </w:pPr>
+            <w:r>
+              <w:t xml:space="preserve">050 (r-x——)</w:t>
+            </w:r>
+          </w:p>
+        </w:tc>
+        <w:tc>
+          <w:tcPr/>
+          <w:p>
+            <w:pPr>
+              <w:pStyle w:val="Compact"/>
+              <w:jc w:val="left"/>
+            </w:pPr>
+            <w:r>
+              <w:t xml:space="preserve">000 (———)</w:t>
             </w:r>
           </w:p>
         </w:tc>
@@ -2510,40 +2577,31 @@
               <w:jc w:val="left"/>
             </w:pPr>
             <w:r>
-              <w:t xml:space="preserve">Переименование файла</w:t>
-            </w:r>
-          </w:p>
-        </w:tc>
-        <w:tc>
-          <w:tcPr/>
-          <w:p>
-            <w:pPr>
-              <w:pStyle w:val="Compact"/>
-              <w:jc w:val="left"/>
-            </w:pPr>
-            <w:r>
-              <w:rPr>
-                <w:rStyle w:val="VerbatimChar"/>
-              </w:rPr>
-              <w:t xml:space="preserve">-wx</w:t>
-            </w:r>
-            <w:r>
-              <w:t xml:space="preserve"> </w:t>
-            </w:r>
-            <w:r>
-              <w:t xml:space="preserve">(300)</w:t>
-            </w:r>
-          </w:p>
-        </w:tc>
-        <w:tc>
-          <w:tcPr/>
-          <w:p>
-            <w:pPr>
-              <w:pStyle w:val="Compact"/>
-              <w:jc w:val="left"/>
-            </w:pPr>
-            <w:r>
-              <w:t xml:space="preserve">не требуются</w:t>
+              <w:t xml:space="preserve">Создание файла (touch)</w:t>
+            </w:r>
+          </w:p>
+        </w:tc>
+        <w:tc>
+          <w:tcPr/>
+          <w:p>
+            <w:pPr>
+              <w:pStyle w:val="Compact"/>
+              <w:jc w:val="left"/>
+            </w:pPr>
+            <w:r>
+              <w:t xml:space="preserve">070 (rwx——)</w:t>
+            </w:r>
+          </w:p>
+        </w:tc>
+        <w:tc>
+          <w:tcPr/>
+          <w:p>
+            <w:pPr>
+              <w:pStyle w:val="Compact"/>
+              <w:jc w:val="left"/>
+            </w:pPr>
+            <w:r>
+              <w:t xml:space="preserve">—</w:t>
             </w:r>
           </w:p>
         </w:tc>
@@ -2557,49 +2615,31 @@
               <w:jc w:val="left"/>
             </w:pPr>
             <w:r>
-              <w:t xml:space="preserve">Смена атрибутов файла</w:t>
-            </w:r>
-          </w:p>
-        </w:tc>
-        <w:tc>
-          <w:tcPr/>
-          <w:p>
-            <w:pPr>
-              <w:pStyle w:val="Compact"/>
-              <w:jc w:val="left"/>
-            </w:pPr>
-            <w:r>
-              <w:rPr>
-                <w:rStyle w:val="VerbatimChar"/>
-              </w:rPr>
-              <w:t xml:space="preserve">--x</w:t>
-            </w:r>
-            <w:r>
-              <w:t xml:space="preserve"> </w:t>
-            </w:r>
-            <w:r>
-              <w:t xml:space="preserve">(100)</w:t>
-            </w:r>
-          </w:p>
-        </w:tc>
-        <w:tc>
-          <w:tcPr/>
-          <w:p>
-            <w:pPr>
-              <w:pStyle w:val="Compact"/>
-              <w:jc w:val="left"/>
-            </w:pPr>
-            <w:r>
-              <w:rPr>
-                <w:rStyle w:val="VerbatimChar"/>
-              </w:rPr>
-              <w:t xml:space="preserve">rwx</w:t>
-            </w:r>
-            <w:r>
-              <w:t xml:space="preserve"> </w:t>
-            </w:r>
-            <w:r>
-              <w:t xml:space="preserve">(700) или владение файлом</w:t>
+              <w:t xml:space="preserve">Удаление файла (rm)</w:t>
+            </w:r>
+          </w:p>
+        </w:tc>
+        <w:tc>
+          <w:tcPr/>
+          <w:p>
+            <w:pPr>
+              <w:pStyle w:val="Compact"/>
+              <w:jc w:val="left"/>
+            </w:pPr>
+            <w:r>
+              <w:t xml:space="preserve">070 (rwx——)</w:t>
+            </w:r>
+          </w:p>
+        </w:tc>
+        <w:tc>
+          <w:tcPr/>
+          <w:p>
+            <w:pPr>
+              <w:pStyle w:val="Compact"/>
+              <w:jc w:val="left"/>
+            </w:pPr>
+            <w:r>
+              <w:t xml:space="preserve">000 (———)</w:t>
             </w:r>
           </w:p>
         </w:tc>
@@ -2613,40 +2653,31 @@
               <w:jc w:val="left"/>
             </w:pPr>
             <w:r>
-              <w:t xml:space="preserve">Просмотр файлов в директории</w:t>
-            </w:r>
-          </w:p>
-        </w:tc>
-        <w:tc>
-          <w:tcPr/>
-          <w:p>
-            <w:pPr>
-              <w:pStyle w:val="Compact"/>
-              <w:jc w:val="left"/>
-            </w:pPr>
-            <w:r>
-              <w:rPr>
-                <w:rStyle w:val="VerbatimChar"/>
-              </w:rPr>
-              <w:t xml:space="preserve">r-x</w:t>
-            </w:r>
-            <w:r>
-              <w:t xml:space="preserve"> </w:t>
-            </w:r>
-            <w:r>
-              <w:t xml:space="preserve">(500)</w:t>
-            </w:r>
-          </w:p>
-        </w:tc>
-        <w:tc>
-          <w:tcPr/>
-          <w:p>
-            <w:pPr>
-              <w:pStyle w:val="Compact"/>
-              <w:jc w:val="left"/>
-            </w:pPr>
-            <w:r>
-              <w:t xml:space="preserve">не требуются</w:t>
+              <w:t xml:space="preserve">Переименование файла (mv)</w:t>
+            </w:r>
+          </w:p>
+        </w:tc>
+        <w:tc>
+          <w:tcPr/>
+          <w:p>
+            <w:pPr>
+              <w:pStyle w:val="Compact"/>
+              <w:jc w:val="left"/>
+            </w:pPr>
+            <w:r>
+              <w:t xml:space="preserve">070 (rwx——)</w:t>
+            </w:r>
+          </w:p>
+        </w:tc>
+        <w:tc>
+          <w:tcPr/>
+          <w:p>
+            <w:pPr>
+              <w:pStyle w:val="Compact"/>
+              <w:jc w:val="left"/>
+            </w:pPr>
+            <w:r>
+              <w:t xml:space="preserve">000 (———)</w:t>
             </w:r>
           </w:p>
         </w:tc>
@@ -2660,40 +2691,31 @@
               <w:jc w:val="left"/>
             </w:pPr>
             <w:r>
-              <w:t xml:space="preserve">Смена директории (cd)</w:t>
-            </w:r>
-          </w:p>
-        </w:tc>
-        <w:tc>
-          <w:tcPr/>
-          <w:p>
-            <w:pPr>
-              <w:pStyle w:val="Compact"/>
-              <w:jc w:val="left"/>
-            </w:pPr>
-            <w:r>
-              <w:rPr>
-                <w:rStyle w:val="VerbatimChar"/>
-              </w:rPr>
-              <w:t xml:space="preserve">--x</w:t>
-            </w:r>
-            <w:r>
-              <w:t xml:space="preserve"> </w:t>
-            </w:r>
-            <w:r>
-              <w:t xml:space="preserve">(100)</w:t>
-            </w:r>
-          </w:p>
-        </w:tc>
-        <w:tc>
-          <w:tcPr/>
-          <w:p>
-            <w:pPr>
-              <w:pStyle w:val="Compact"/>
-              <w:jc w:val="left"/>
-            </w:pPr>
-            <w:r>
-              <w:t xml:space="preserve">не требуются</w:t>
+              <w:t xml:space="preserve">Чтение файла (cat)</w:t>
+            </w:r>
+          </w:p>
+        </w:tc>
+        <w:tc>
+          <w:tcPr/>
+          <w:p>
+            <w:pPr>
+              <w:pStyle w:val="Compact"/>
+              <w:jc w:val="left"/>
+            </w:pPr>
+            <w:r>
+              <w:t xml:space="preserve">010 (–x——)</w:t>
+            </w:r>
+          </w:p>
+        </w:tc>
+        <w:tc>
+          <w:tcPr/>
+          <w:p>
+            <w:pPr>
+              <w:pStyle w:val="Compact"/>
+              <w:jc w:val="left"/>
+            </w:pPr>
+            <w:r>
+              <w:t xml:space="preserve">040 (r——–)</w:t>
             </w:r>
           </w:p>
         </w:tc>
@@ -2707,105 +2729,31 @@
               <w:jc w:val="left"/>
             </w:pPr>
             <w:r>
-              <w:t xml:space="preserve">Чтение файла</w:t>
-            </w:r>
-          </w:p>
-        </w:tc>
-        <w:tc>
-          <w:tcPr/>
-          <w:p>
-            <w:pPr>
-              <w:pStyle w:val="Compact"/>
-              <w:jc w:val="left"/>
-            </w:pPr>
-            <w:r>
-              <w:rPr>
-                <w:rStyle w:val="VerbatimChar"/>
-              </w:rPr>
-              <w:t xml:space="preserve">--x</w:t>
-            </w:r>
-            <w:r>
-              <w:t xml:space="preserve"> </w:t>
-            </w:r>
-            <w:r>
-              <w:t xml:space="preserve">(100)</w:t>
-            </w:r>
-          </w:p>
-        </w:tc>
-        <w:tc>
-          <w:tcPr/>
-          <w:p>
-            <w:pPr>
-              <w:pStyle w:val="Compact"/>
-              <w:jc w:val="left"/>
-            </w:pPr>
-            <w:r>
-              <w:rPr>
-                <w:rStyle w:val="VerbatimChar"/>
-              </w:rPr>
-              <w:t xml:space="preserve">r--</w:t>
-            </w:r>
-            <w:r>
-              <w:t xml:space="preserve"> </w:t>
-            </w:r>
-            <w:r>
-              <w:t xml:space="preserve">(400)</w:t>
-            </w:r>
-          </w:p>
-        </w:tc>
-      </w:tr>
-      <w:tr>
-        <w:tc>
-          <w:tcPr/>
-          <w:p>
-            <w:pPr>
-              <w:pStyle w:val="Compact"/>
-              <w:jc w:val="left"/>
-            </w:pPr>
-            <w:r>
-              <w:t xml:space="preserve">Запись в файл</w:t>
-            </w:r>
-          </w:p>
-        </w:tc>
-        <w:tc>
-          <w:tcPr/>
-          <w:p>
-            <w:pPr>
-              <w:pStyle w:val="Compact"/>
-              <w:jc w:val="left"/>
-            </w:pPr>
-            <w:r>
-              <w:rPr>
-                <w:rStyle w:val="VerbatimChar"/>
-              </w:rPr>
-              <w:t xml:space="preserve">--x</w:t>
-            </w:r>
-            <w:r>
-              <w:t xml:space="preserve"> </w:t>
-            </w:r>
-            <w:r>
-              <w:t xml:space="preserve">(100)</w:t>
-            </w:r>
-          </w:p>
-        </w:tc>
-        <w:tc>
-          <w:tcPr/>
-          <w:p>
-            <w:pPr>
-              <w:pStyle w:val="Compact"/>
-              <w:jc w:val="left"/>
-            </w:pPr>
-            <w:r>
-              <w:rPr>
-                <w:rStyle w:val="VerbatimChar"/>
-              </w:rPr>
-              <w:t xml:space="preserve">-w-</w:t>
-            </w:r>
-            <w:r>
-              <w:t xml:space="preserve"> </w:t>
-            </w:r>
-            <w:r>
-              <w:t xml:space="preserve">(200)</w:t>
+              <w:t xml:space="preserve">Запись в файл (nano/echo)</w:t>
+            </w:r>
+          </w:p>
+        </w:tc>
+        <w:tc>
+          <w:tcPr/>
+          <w:p>
+            <w:pPr>
+              <w:pStyle w:val="Compact"/>
+              <w:jc w:val="left"/>
+            </w:pPr>
+            <w:r>
+              <w:t xml:space="preserve">010 (–x——)</w:t>
+            </w:r>
+          </w:p>
+        </w:tc>
+        <w:tc>
+          <w:tcPr/>
+          <w:p>
+            <w:pPr>
+              <w:pStyle w:val="Compact"/>
+              <w:jc w:val="left"/>
+            </w:pPr>
+            <w:r>
+              <w:t xml:space="preserve">060 (rw——-)</w:t>
             </w:r>
           </w:p>
         </w:tc>
@@ -2835,7 +2783,7 @@
         <w:pStyle w:val="FirstParagraph"/>
       </w:pPr>
       <w:r>
-        <w:t xml:space="preserve">В ходе выполнения лабораторной работы № 2 мне удалось получить практические навыки работы в консоли с атрибутами файлов, закрепление теоретических основ дискреционного разграничения доступа в современных системах с открытым кодом на базе ОС Linux.</w:t>
+        <w:t xml:space="preserve">В ходе выполнения лабораторной работы № 3 мне удалось получить практические навыки работы в консоли с атрибутами файлов для групп пользователей.</w:t>
       </w:r>
     </w:p>
     <w:bookmarkEnd w:id="52"/>
@@ -3030,91 +2978,6 @@
       </w:pPr>
     </w:lvl>
   </w:abstractNum>
-  <w:abstractNum w:abstractNumId="99413">
-    <w:nsid w:val="00A99413"/>
-    <w:multiLevelType w:val="multilevel"/>
-    <w:lvl w:ilvl="0">
-      <w:start w:val="3"/>
-      <w:numFmt w:val="decimal"/>
-      <w:lvlText w:val="%1."/>
-      <w:lvlJc w:val="left"/>
-      <w:pPr>
-        <w:ind w:left="720" w:hanging="480"/>
-      </w:pPr>
-    </w:lvl>
-    <w:lvl w:ilvl="1">
-      <w:start w:val="3"/>
-      <w:numFmt w:val="decimal"/>
-      <w:lvlText w:val="%2."/>
-      <w:lvlJc w:val="left"/>
-      <w:pPr>
-        <w:ind w:left="1440" w:hanging="480"/>
-      </w:pPr>
-    </w:lvl>
-    <w:lvl w:ilvl="2">
-      <w:start w:val="3"/>
-      <w:numFmt w:val="decimal"/>
-      <w:lvlText w:val="%3."/>
-      <w:lvlJc w:val="left"/>
-      <w:pPr>
-        <w:ind w:left="2160" w:hanging="480"/>
-      </w:pPr>
-    </w:lvl>
-    <w:lvl w:ilvl="3">
-      <w:start w:val="3"/>
-      <w:numFmt w:val="decimal"/>
-      <w:lvlText w:val="%4."/>
-      <w:lvlJc w:val="left"/>
-      <w:pPr>
-        <w:ind w:left="2880" w:hanging="480"/>
-      </w:pPr>
-    </w:lvl>
-    <w:lvl w:ilvl="4">
-      <w:start w:val="3"/>
-      <w:numFmt w:val="decimal"/>
-      <w:lvlText w:val="%5."/>
-      <w:lvlJc w:val="left"/>
-      <w:pPr>
-        <w:ind w:left="3600" w:hanging="480"/>
-      </w:pPr>
-    </w:lvl>
-    <w:lvl w:ilvl="5">
-      <w:start w:val="3"/>
-      <w:numFmt w:val="decimal"/>
-      <w:lvlText w:val="%6."/>
-      <w:lvlJc w:val="left"/>
-      <w:pPr>
-        <w:ind w:left="4320" w:hanging="480"/>
-      </w:pPr>
-    </w:lvl>
-    <w:lvl w:ilvl="6">
-      <w:start w:val="3"/>
-      <w:numFmt w:val="decimal"/>
-      <w:lvlText w:val="%7."/>
-      <w:lvlJc w:val="left"/>
-      <w:pPr>
-        <w:ind w:left="5040" w:hanging="480"/>
-      </w:pPr>
-    </w:lvl>
-    <w:lvl w:ilvl="7">
-      <w:start w:val="3"/>
-      <w:numFmt w:val="decimal"/>
-      <w:lvlText w:val="%8."/>
-      <w:lvlJc w:val="left"/>
-      <w:pPr>
-        <w:ind w:left="5760" w:hanging="480"/>
-      </w:pPr>
-    </w:lvl>
-    <w:lvl w:ilvl="8">
-      <w:start w:val="3"/>
-      <w:numFmt w:val="decimal"/>
-      <w:lvlText w:val="%9."/>
-      <w:lvlJc w:val="left"/>
-      <w:pPr>
-        <w:ind w:left="6480" w:hanging="480"/>
-      </w:pPr>
-    </w:lvl>
-  </w:abstractNum>
   <w:abstractNum w:abstractNumId="99414">
     <w:nsid w:val="00A99414"/>
     <w:multiLevelType w:val="multilevel"/>
@@ -3192,6 +3055,176 @@
     </w:lvl>
     <w:lvl w:ilvl="8">
       <w:start w:val="4"/>
+      <w:numFmt w:val="decimal"/>
+      <w:lvlText w:val="%9."/>
+      <w:lvlJc w:val="left"/>
+      <w:pPr>
+        <w:ind w:left="6480" w:hanging="480"/>
+      </w:pPr>
+    </w:lvl>
+  </w:abstractNum>
+  <w:abstractNum w:abstractNumId="99415">
+    <w:nsid w:val="00A99415"/>
+    <w:multiLevelType w:val="multilevel"/>
+    <w:lvl w:ilvl="0">
+      <w:start w:val="5"/>
+      <w:numFmt w:val="decimal"/>
+      <w:lvlText w:val="%1."/>
+      <w:lvlJc w:val="left"/>
+      <w:pPr>
+        <w:ind w:left="720" w:hanging="480"/>
+      </w:pPr>
+    </w:lvl>
+    <w:lvl w:ilvl="1">
+      <w:start w:val="5"/>
+      <w:numFmt w:val="decimal"/>
+      <w:lvlText w:val="%2."/>
+      <w:lvlJc w:val="left"/>
+      <w:pPr>
+        <w:ind w:left="1440" w:hanging="480"/>
+      </w:pPr>
+    </w:lvl>
+    <w:lvl w:ilvl="2">
+      <w:start w:val="5"/>
+      <w:numFmt w:val="decimal"/>
+      <w:lvlText w:val="%3."/>
+      <w:lvlJc w:val="left"/>
+      <w:pPr>
+        <w:ind w:left="2160" w:hanging="480"/>
+      </w:pPr>
+    </w:lvl>
+    <w:lvl w:ilvl="3">
+      <w:start w:val="5"/>
+      <w:numFmt w:val="decimal"/>
+      <w:lvlText w:val="%4."/>
+      <w:lvlJc w:val="left"/>
+      <w:pPr>
+        <w:ind w:left="2880" w:hanging="480"/>
+      </w:pPr>
+    </w:lvl>
+    <w:lvl w:ilvl="4">
+      <w:start w:val="5"/>
+      <w:numFmt w:val="decimal"/>
+      <w:lvlText w:val="%5."/>
+      <w:lvlJc w:val="left"/>
+      <w:pPr>
+        <w:ind w:left="3600" w:hanging="480"/>
+      </w:pPr>
+    </w:lvl>
+    <w:lvl w:ilvl="5">
+      <w:start w:val="5"/>
+      <w:numFmt w:val="decimal"/>
+      <w:lvlText w:val="%6."/>
+      <w:lvlJc w:val="left"/>
+      <w:pPr>
+        <w:ind w:left="4320" w:hanging="480"/>
+      </w:pPr>
+    </w:lvl>
+    <w:lvl w:ilvl="6">
+      <w:start w:val="5"/>
+      <w:numFmt w:val="decimal"/>
+      <w:lvlText w:val="%7."/>
+      <w:lvlJc w:val="left"/>
+      <w:pPr>
+        <w:ind w:left="5040" w:hanging="480"/>
+      </w:pPr>
+    </w:lvl>
+    <w:lvl w:ilvl="7">
+      <w:start w:val="5"/>
+      <w:numFmt w:val="decimal"/>
+      <w:lvlText w:val="%8."/>
+      <w:lvlJc w:val="left"/>
+      <w:pPr>
+        <w:ind w:left="5760" w:hanging="480"/>
+      </w:pPr>
+    </w:lvl>
+    <w:lvl w:ilvl="8">
+      <w:start w:val="5"/>
+      <w:numFmt w:val="decimal"/>
+      <w:lvlText w:val="%9."/>
+      <w:lvlJc w:val="left"/>
+      <w:pPr>
+        <w:ind w:left="6480" w:hanging="480"/>
+      </w:pPr>
+    </w:lvl>
+  </w:abstractNum>
+  <w:abstractNum w:abstractNumId="99417">
+    <w:nsid w:val="00A99417"/>
+    <w:multiLevelType w:val="multilevel"/>
+    <w:lvl w:ilvl="0">
+      <w:start w:val="7"/>
+      <w:numFmt w:val="decimal"/>
+      <w:lvlText w:val="%1."/>
+      <w:lvlJc w:val="left"/>
+      <w:pPr>
+        <w:ind w:left="720" w:hanging="480"/>
+      </w:pPr>
+    </w:lvl>
+    <w:lvl w:ilvl="1">
+      <w:start w:val="7"/>
+      <w:numFmt w:val="decimal"/>
+      <w:lvlText w:val="%2."/>
+      <w:lvlJc w:val="left"/>
+      <w:pPr>
+        <w:ind w:left="1440" w:hanging="480"/>
+      </w:pPr>
+    </w:lvl>
+    <w:lvl w:ilvl="2">
+      <w:start w:val="7"/>
+      <w:numFmt w:val="decimal"/>
+      <w:lvlText w:val="%3."/>
+      <w:lvlJc w:val="left"/>
+      <w:pPr>
+        <w:ind w:left="2160" w:hanging="480"/>
+      </w:pPr>
+    </w:lvl>
+    <w:lvl w:ilvl="3">
+      <w:start w:val="7"/>
+      <w:numFmt w:val="decimal"/>
+      <w:lvlText w:val="%4."/>
+      <w:lvlJc w:val="left"/>
+      <w:pPr>
+        <w:ind w:left="2880" w:hanging="480"/>
+      </w:pPr>
+    </w:lvl>
+    <w:lvl w:ilvl="4">
+      <w:start w:val="7"/>
+      <w:numFmt w:val="decimal"/>
+      <w:lvlText w:val="%5."/>
+      <w:lvlJc w:val="left"/>
+      <w:pPr>
+        <w:ind w:left="3600" w:hanging="480"/>
+      </w:pPr>
+    </w:lvl>
+    <w:lvl w:ilvl="5">
+      <w:start w:val="7"/>
+      <w:numFmt w:val="decimal"/>
+      <w:lvlText w:val="%6."/>
+      <w:lvlJc w:val="left"/>
+      <w:pPr>
+        <w:ind w:left="4320" w:hanging="480"/>
+      </w:pPr>
+    </w:lvl>
+    <w:lvl w:ilvl="6">
+      <w:start w:val="7"/>
+      <w:numFmt w:val="decimal"/>
+      <w:lvlText w:val="%7."/>
+      <w:lvlJc w:val="left"/>
+      <w:pPr>
+        <w:ind w:left="5040" w:hanging="480"/>
+      </w:pPr>
+    </w:lvl>
+    <w:lvl w:ilvl="7">
+      <w:start w:val="7"/>
+      <w:numFmt w:val="decimal"/>
+      <w:lvlText w:val="%8."/>
+      <w:lvlJc w:val="left"/>
+      <w:pPr>
+        <w:ind w:left="5760" w:hanging="480"/>
+      </w:pPr>
+    </w:lvl>
+    <w:lvl w:ilvl="8">
+      <w:start w:val="7"/>
       <w:numFmt w:val="decimal"/>
       <w:lvlText w:val="%9."/>
       <w:lvlJc w:val="left"/>
@@ -3370,11 +3403,11 @@
       </w:pPr>
     </w:lvl>
   </w:abstractNum>
-  <w:abstractNum w:abstractNumId="994111">
-    <w:nsid w:val="0A994111"/>
+  <w:abstractNum w:abstractNumId="994110">
+    <w:nsid w:val="0A994110"/>
     <w:multiLevelType w:val="multilevel"/>
     <w:lvl w:ilvl="0">
-      <w:start w:val="11"/>
+      <w:start w:val="10"/>
       <w:numFmt w:val="decimal"/>
       <w:lvlText w:val="%1."/>
       <w:lvlJc w:val="left"/>
@@ -3383,7 +3416,7 @@
       </w:pPr>
     </w:lvl>
     <w:lvl w:ilvl="1">
-      <w:start w:val="11"/>
+      <w:start w:val="10"/>
       <w:numFmt w:val="decimal"/>
       <w:lvlText w:val="%2."/>
       <w:lvlJc w:val="left"/>
@@ -3392,7 +3425,7 @@
       </w:pPr>
     </w:lvl>
     <w:lvl w:ilvl="2">
-      <w:start w:val="11"/>
+      <w:start w:val="10"/>
       <w:numFmt w:val="decimal"/>
       <w:lvlText w:val="%3."/>
       <w:lvlJc w:val="left"/>
@@ -3401,7 +3434,7 @@
       </w:pPr>
     </w:lvl>
     <w:lvl w:ilvl="3">
-      <w:start w:val="11"/>
+      <w:start w:val="10"/>
       <w:numFmt w:val="decimal"/>
       <w:lvlText w:val="%4."/>
       <w:lvlJc w:val="left"/>
@@ -3410,7 +3443,7 @@
       </w:pPr>
     </w:lvl>
     <w:lvl w:ilvl="4">
-      <w:start w:val="11"/>
+      <w:start w:val="10"/>
       <w:numFmt w:val="decimal"/>
       <w:lvlText w:val="%5."/>
       <w:lvlJc w:val="left"/>
@@ -3419,7 +3452,7 @@
       </w:pPr>
     </w:lvl>
     <w:lvl w:ilvl="5">
-      <w:start w:val="11"/>
+      <w:start w:val="10"/>
       <w:numFmt w:val="decimal"/>
       <w:lvlText w:val="%6."/>
       <w:lvlJc w:val="left"/>
@@ -3428,7 +3461,7 @@
       </w:pPr>
     </w:lvl>
     <w:lvl w:ilvl="6">
-      <w:start w:val="11"/>
+      <w:start w:val="10"/>
       <w:numFmt w:val="decimal"/>
       <w:lvlText w:val="%7."/>
       <w:lvlJc w:val="left"/>
@@ -3437,7 +3470,7 @@
       </w:pPr>
     </w:lvl>
     <w:lvl w:ilvl="7">
-      <w:start w:val="11"/>
+      <w:start w:val="10"/>
       <w:numFmt w:val="decimal"/>
       <w:lvlText w:val="%8."/>
       <w:lvlJc w:val="left"/>
@@ -3446,7 +3479,7 @@
       </w:pPr>
     </w:lvl>
     <w:lvl w:ilvl="8">
-      <w:start w:val="11"/>
+      <w:start w:val="10"/>
       <w:numFmt w:val="decimal"/>
       <w:lvlText w:val="%9."/>
       <w:lvlJc w:val="left"/>
@@ -3617,176 +3650,6 @@
     </w:lvl>
     <w:lvl w:ilvl="8">
       <w:start w:val="13"/>
-      <w:numFmt w:val="decimal"/>
-      <w:lvlText w:val="%9."/>
-      <w:lvlJc w:val="left"/>
-      <w:pPr>
-        <w:ind w:left="6480" w:hanging="480"/>
-      </w:pPr>
-    </w:lvl>
-  </w:abstractNum>
-  <w:abstractNum w:abstractNumId="994114">
-    <w:nsid w:val="0A994114"/>
-    <w:multiLevelType w:val="multilevel"/>
-    <w:lvl w:ilvl="0">
-      <w:start w:val="14"/>
-      <w:numFmt w:val="decimal"/>
-      <w:lvlText w:val="%1."/>
-      <w:lvlJc w:val="left"/>
-      <w:pPr>
-        <w:ind w:left="720" w:hanging="480"/>
-      </w:pPr>
-    </w:lvl>
-    <w:lvl w:ilvl="1">
-      <w:start w:val="14"/>
-      <w:numFmt w:val="decimal"/>
-      <w:lvlText w:val="%2."/>
-      <w:lvlJc w:val="left"/>
-      <w:pPr>
-        <w:ind w:left="1440" w:hanging="480"/>
-      </w:pPr>
-    </w:lvl>
-    <w:lvl w:ilvl="2">
-      <w:start w:val="14"/>
-      <w:numFmt w:val="decimal"/>
-      <w:lvlText w:val="%3."/>
-      <w:lvlJc w:val="left"/>
-      <w:pPr>
-        <w:ind w:left="2160" w:hanging="480"/>
-      </w:pPr>
-    </w:lvl>
-    <w:lvl w:ilvl="3">
-      <w:start w:val="14"/>
-      <w:numFmt w:val="decimal"/>
-      <w:lvlText w:val="%4."/>
-      <w:lvlJc w:val="left"/>
-      <w:pPr>
-        <w:ind w:left="2880" w:hanging="480"/>
-      </w:pPr>
-    </w:lvl>
-    <w:lvl w:ilvl="4">
-      <w:start w:val="14"/>
-      <w:numFmt w:val="decimal"/>
-      <w:lvlText w:val="%5."/>
-      <w:lvlJc w:val="left"/>
-      <w:pPr>
-        <w:ind w:left="3600" w:hanging="480"/>
-      </w:pPr>
-    </w:lvl>
-    <w:lvl w:ilvl="5">
-      <w:start w:val="14"/>
-      <w:numFmt w:val="decimal"/>
-      <w:lvlText w:val="%6."/>
-      <w:lvlJc w:val="left"/>
-      <w:pPr>
-        <w:ind w:left="4320" w:hanging="480"/>
-      </w:pPr>
-    </w:lvl>
-    <w:lvl w:ilvl="6">
-      <w:start w:val="14"/>
-      <w:numFmt w:val="decimal"/>
-      <w:lvlText w:val="%7."/>
-      <w:lvlJc w:val="left"/>
-      <w:pPr>
-        <w:ind w:left="5040" w:hanging="480"/>
-      </w:pPr>
-    </w:lvl>
-    <w:lvl w:ilvl="7">
-      <w:start w:val="14"/>
-      <w:numFmt w:val="decimal"/>
-      <w:lvlText w:val="%8."/>
-      <w:lvlJc w:val="left"/>
-      <w:pPr>
-        <w:ind w:left="5760" w:hanging="480"/>
-      </w:pPr>
-    </w:lvl>
-    <w:lvl w:ilvl="8">
-      <w:start w:val="14"/>
-      <w:numFmt w:val="decimal"/>
-      <w:lvlText w:val="%9."/>
-      <w:lvlJc w:val="left"/>
-      <w:pPr>
-        <w:ind w:left="6480" w:hanging="480"/>
-      </w:pPr>
-    </w:lvl>
-  </w:abstractNum>
-  <w:abstractNum w:abstractNumId="994115">
-    <w:nsid w:val="0A994115"/>
-    <w:multiLevelType w:val="multilevel"/>
-    <w:lvl w:ilvl="0">
-      <w:start w:val="15"/>
-      <w:numFmt w:val="decimal"/>
-      <w:lvlText w:val="%1."/>
-      <w:lvlJc w:val="left"/>
-      <w:pPr>
-        <w:ind w:left="720" w:hanging="480"/>
-      </w:pPr>
-    </w:lvl>
-    <w:lvl w:ilvl="1">
-      <w:start w:val="15"/>
-      <w:numFmt w:val="decimal"/>
-      <w:lvlText w:val="%2."/>
-      <w:lvlJc w:val="left"/>
-      <w:pPr>
-        <w:ind w:left="1440" w:hanging="480"/>
-      </w:pPr>
-    </w:lvl>
-    <w:lvl w:ilvl="2">
-      <w:start w:val="15"/>
-      <w:numFmt w:val="decimal"/>
-      <w:lvlText w:val="%3."/>
-      <w:lvlJc w:val="left"/>
-      <w:pPr>
-        <w:ind w:left="2160" w:hanging="480"/>
-      </w:pPr>
-    </w:lvl>
-    <w:lvl w:ilvl="3">
-      <w:start w:val="15"/>
-      <w:numFmt w:val="decimal"/>
-      <w:lvlText w:val="%4."/>
-      <w:lvlJc w:val="left"/>
-      <w:pPr>
-        <w:ind w:left="2880" w:hanging="480"/>
-      </w:pPr>
-    </w:lvl>
-    <w:lvl w:ilvl="4">
-      <w:start w:val="15"/>
-      <w:numFmt w:val="decimal"/>
-      <w:lvlText w:val="%5."/>
-      <w:lvlJc w:val="left"/>
-      <w:pPr>
-        <w:ind w:left="3600" w:hanging="480"/>
-      </w:pPr>
-    </w:lvl>
-    <w:lvl w:ilvl="5">
-      <w:start w:val="15"/>
-      <w:numFmt w:val="decimal"/>
-      <w:lvlText w:val="%6."/>
-      <w:lvlJc w:val="left"/>
-      <w:pPr>
-        <w:ind w:left="4320" w:hanging="480"/>
-      </w:pPr>
-    </w:lvl>
-    <w:lvl w:ilvl="6">
-      <w:start w:val="15"/>
-      <w:numFmt w:val="decimal"/>
-      <w:lvlText w:val="%7."/>
-      <w:lvlJc w:val="left"/>
-      <w:pPr>
-        <w:ind w:left="5040" w:hanging="480"/>
-      </w:pPr>
-    </w:lvl>
-    <w:lvl w:ilvl="7">
-      <w:start w:val="15"/>
-      <w:numFmt w:val="decimal"/>
-      <w:lvlText w:val="%8."/>
-      <w:lvlJc w:val="left"/>
-      <w:pPr>
-        <w:ind w:left="5760" w:hanging="480"/>
-      </w:pPr>
-    </w:lvl>
-    <w:lvl w:ilvl="8">
-      <w:start w:val="15"/>
       <w:numFmt w:val="decimal"/>
       <w:lvlText w:val="%9."/>
       <w:lvlJc w:val="left"/>
@@ -3829,36 +3692,6 @@
     </w:lvlOverride>
   </w:num>
   <w:num w:numId="1002">
-    <w:abstractNumId w:val="99413"/>
-    <w:lvlOverride w:ilvl="0">
-      <w:startOverride w:val="3"/>
-    </w:lvlOverride>
-    <w:lvlOverride w:ilvl="1">
-      <w:startOverride w:val="3"/>
-    </w:lvlOverride>
-    <w:lvlOverride w:ilvl="2">
-      <w:startOverride w:val="3"/>
-    </w:lvlOverride>
-    <w:lvlOverride w:ilvl="3">
-      <w:startOverride w:val="3"/>
-    </w:lvlOverride>
-    <w:lvlOverride w:ilvl="4">
-      <w:startOverride w:val="3"/>
-    </w:lvlOverride>
-    <w:lvlOverride w:ilvl="5">
-      <w:startOverride w:val="3"/>
-    </w:lvlOverride>
-    <w:lvlOverride w:ilvl="6">
-      <w:startOverride w:val="3"/>
-    </w:lvlOverride>
-    <w:lvlOverride w:ilvl="7">
-      <w:startOverride w:val="3"/>
-    </w:lvlOverride>
-    <w:lvlOverride w:ilvl="8">
-      <w:startOverride w:val="3"/>
-    </w:lvlOverride>
-  </w:num>
-  <w:num w:numId="1003">
     <w:abstractNumId w:val="99414"/>
     <w:lvlOverride w:ilvl="0">
       <w:startOverride w:val="4"/>
@@ -3888,7 +3721,67 @@
       <w:startOverride w:val="4"/>
     </w:lvlOverride>
   </w:num>
+  <w:num w:numId="1003">
+    <w:abstractNumId w:val="99415"/>
+    <w:lvlOverride w:ilvl="0">
+      <w:startOverride w:val="5"/>
+    </w:lvlOverride>
+    <w:lvlOverride w:ilvl="1">
+      <w:startOverride w:val="5"/>
+    </w:lvlOverride>
+    <w:lvlOverride w:ilvl="2">
+      <w:startOverride w:val="5"/>
+    </w:lvlOverride>
+    <w:lvlOverride w:ilvl="3">
+      <w:startOverride w:val="5"/>
+    </w:lvlOverride>
+    <w:lvlOverride w:ilvl="4">
+      <w:startOverride w:val="5"/>
+    </w:lvlOverride>
+    <w:lvlOverride w:ilvl="5">
+      <w:startOverride w:val="5"/>
+    </w:lvlOverride>
+    <w:lvlOverride w:ilvl="6">
+      <w:startOverride w:val="5"/>
+    </w:lvlOverride>
+    <w:lvlOverride w:ilvl="7">
+      <w:startOverride w:val="5"/>
+    </w:lvlOverride>
+    <w:lvlOverride w:ilvl="8">
+      <w:startOverride w:val="5"/>
+    </w:lvlOverride>
+  </w:num>
   <w:num w:numId="1004">
+    <w:abstractNumId w:val="99417"/>
+    <w:lvlOverride w:ilvl="0">
+      <w:startOverride w:val="7"/>
+    </w:lvlOverride>
+    <w:lvlOverride w:ilvl="1">
+      <w:startOverride w:val="7"/>
+    </w:lvlOverride>
+    <w:lvlOverride w:ilvl="2">
+      <w:startOverride w:val="7"/>
+    </w:lvlOverride>
+    <w:lvlOverride w:ilvl="3">
+      <w:startOverride w:val="7"/>
+    </w:lvlOverride>
+    <w:lvlOverride w:ilvl="4">
+      <w:startOverride w:val="7"/>
+    </w:lvlOverride>
+    <w:lvlOverride w:ilvl="5">
+      <w:startOverride w:val="7"/>
+    </w:lvlOverride>
+    <w:lvlOverride w:ilvl="6">
+      <w:startOverride w:val="7"/>
+    </w:lvlOverride>
+    <w:lvlOverride w:ilvl="7">
+      <w:startOverride w:val="7"/>
+    </w:lvlOverride>
+    <w:lvlOverride w:ilvl="8">
+      <w:startOverride w:val="7"/>
+    </w:lvlOverride>
+  </w:num>
+  <w:num w:numId="1005">
     <w:abstractNumId w:val="99418"/>
     <w:lvlOverride w:ilvl="0">
       <w:startOverride w:val="8"/>
@@ -3918,7 +3811,7 @@
       <w:startOverride w:val="8"/>
     </w:lvlOverride>
   </w:num>
-  <w:num w:numId="1005">
+  <w:num w:numId="1006">
     <w:abstractNumId w:val="99419"/>
     <w:lvlOverride w:ilvl="0">
       <w:startOverride w:val="9"/>
@@ -3948,37 +3841,37 @@
       <w:startOverride w:val="9"/>
     </w:lvlOverride>
   </w:num>
-  <w:num w:numId="1006">
-    <w:abstractNumId w:val="994111"/>
+  <w:num w:numId="1007">
+    <w:abstractNumId w:val="994110"/>
     <w:lvlOverride w:ilvl="0">
-      <w:startOverride w:val="11"/>
+      <w:startOverride w:val="10"/>
     </w:lvlOverride>
     <w:lvlOverride w:ilvl="1">
-      <w:startOverride w:val="11"/>
+      <w:startOverride w:val="10"/>
     </w:lvlOverride>
     <w:lvlOverride w:ilvl="2">
-      <w:startOverride w:val="11"/>
+      <w:startOverride w:val="10"/>
     </w:lvlOverride>
     <w:lvlOverride w:ilvl="3">
-      <w:startOverride w:val="11"/>
+      <w:startOverride w:val="10"/>
     </w:lvlOverride>
     <w:lvlOverride w:ilvl="4">
-      <w:startOverride w:val="11"/>
+      <w:startOverride w:val="10"/>
     </w:lvlOverride>
     <w:lvlOverride w:ilvl="5">
-      <w:startOverride w:val="11"/>
+      <w:startOverride w:val="10"/>
     </w:lvlOverride>
     <w:lvlOverride w:ilvl="6">
-      <w:startOverride w:val="11"/>
+      <w:startOverride w:val="10"/>
     </w:lvlOverride>
     <w:lvlOverride w:ilvl="7">
-      <w:startOverride w:val="11"/>
+      <w:startOverride w:val="10"/>
     </w:lvlOverride>
     <w:lvlOverride w:ilvl="8">
-      <w:startOverride w:val="11"/>
+      <w:startOverride w:val="10"/>
     </w:lvlOverride>
   </w:num>
-  <w:num w:numId="1007">
+  <w:num w:numId="1008">
     <w:abstractNumId w:val="994112"/>
     <w:lvlOverride w:ilvl="0">
       <w:startOverride w:val="12"/>
@@ -4008,7 +3901,7 @@
       <w:startOverride w:val="12"/>
     </w:lvlOverride>
   </w:num>
-  <w:num w:numId="1008">
+  <w:num w:numId="1009">
     <w:abstractNumId w:val="994113"/>
     <w:lvlOverride w:ilvl="0">
       <w:startOverride w:val="13"/>
@@ -4036,66 +3929,6 @@
     </w:lvlOverride>
     <w:lvlOverride w:ilvl="8">
       <w:startOverride w:val="13"/>
-    </w:lvlOverride>
-  </w:num>
-  <w:num w:numId="1009">
-    <w:abstractNumId w:val="994114"/>
-    <w:lvlOverride w:ilvl="0">
-      <w:startOverride w:val="14"/>
-    </w:lvlOverride>
-    <w:lvlOverride w:ilvl="1">
-      <w:startOverride w:val="14"/>
-    </w:lvlOverride>
-    <w:lvlOverride w:ilvl="2">
-      <w:startOverride w:val="14"/>
-    </w:lvlOverride>
-    <w:lvlOverride w:ilvl="3">
-      <w:startOverride w:val="14"/>
-    </w:lvlOverride>
-    <w:lvlOverride w:ilvl="4">
-      <w:startOverride w:val="14"/>
-    </w:lvlOverride>
-    <w:lvlOverride w:ilvl="5">
-      <w:startOverride w:val="14"/>
-    </w:lvlOverride>
-    <w:lvlOverride w:ilvl="6">
-      <w:startOverride w:val="14"/>
-    </w:lvlOverride>
-    <w:lvlOverride w:ilvl="7">
-      <w:startOverride w:val="14"/>
-    </w:lvlOverride>
-    <w:lvlOverride w:ilvl="8">
-      <w:startOverride w:val="14"/>
-    </w:lvlOverride>
-  </w:num>
-  <w:num w:numId="1010">
-    <w:abstractNumId w:val="994115"/>
-    <w:lvlOverride w:ilvl="0">
-      <w:startOverride w:val="15"/>
-    </w:lvlOverride>
-    <w:lvlOverride w:ilvl="1">
-      <w:startOverride w:val="15"/>
-    </w:lvlOverride>
-    <w:lvlOverride w:ilvl="2">
-      <w:startOverride w:val="15"/>
-    </w:lvlOverride>
-    <w:lvlOverride w:ilvl="3">
-      <w:startOverride w:val="15"/>
-    </w:lvlOverride>
-    <w:lvlOverride w:ilvl="4">
-      <w:startOverride w:val="15"/>
-    </w:lvlOverride>
-    <w:lvlOverride w:ilvl="5">
-      <w:startOverride w:val="15"/>
-    </w:lvlOverride>
-    <w:lvlOverride w:ilvl="6">
-      <w:startOverride w:val="15"/>
-    </w:lvlOverride>
-    <w:lvlOverride w:ilvl="7">
-      <w:startOverride w:val="15"/>
-    </w:lvlOverride>
-    <w:lvlOverride w:ilvl="8">
-      <w:startOverride w:val="15"/>
     </w:lvlOverride>
   </w:num>
 </w:numbering>
